--- a/docs/rubric.docx
+++ b/docs/rubric.docx
@@ -2,7 +2,7 @@
 <file path=word/document.xml><?xml version="1.0" encoding="utf-8"?>
 <w:document xmlns:w="http://schemas.openxmlformats.org/wordprocessingml/2006/main" xmlns:m="http://schemas.openxmlformats.org/officeDocument/2006/math" xmlns:r="http://schemas.openxmlformats.org/officeDocument/2006/relationships" xmlns:o="urn:schemas-microsoft-com:office:office" xmlns:v="urn:schemas-microsoft-com:vml" xmlns:w10="urn:schemas-microsoft-com:office:word" xmlns:a="http://schemas.openxmlformats.org/drawingml/2006/main" xmlns:pic="http://schemas.openxmlformats.org/drawingml/2006/picture" xmlns:wp="http://schemas.openxmlformats.org/drawingml/2006/wordprocessingDrawing">
   <w:body>
-    <w:bookmarkStart w:id="55" w:name="Xff0d1af36d128fe5e5841074e6968ba97ba9259"/>
+    <w:bookmarkStart w:id="56" w:name="Xff0d1af36d128fe5e5841074e6968ba97ba9259"/>
     <w:p>
       <w:pPr>
         <w:pStyle w:val="Heading1"/>
@@ -70,13 +70,13 @@
         </w:r>
       </w:hyperlink>
     </w:p>
-    <w:bookmarkStart w:id="12" w:name="how-to-use-this"/>
+    <w:bookmarkStart w:id="12" w:name="how-to-use-this-webpage"/>
     <w:p>
       <w:pPr>
         <w:pStyle w:val="Heading2"/>
       </w:pPr>
       <w:r>
-        <w:t xml:space="preserve">How to use this</w:t>
+        <w:t xml:space="preserve">How to use this webpage</w:t>
       </w:r>
     </w:p>
     <w:p>
@@ -146,13 +146,13 @@
       </w:r>
     </w:p>
     <w:bookmarkEnd w:id="12"/>
-    <w:bookmarkStart w:id="13" w:name="if-you-are-short-of-subdeacons"/>
+    <w:bookmarkStart w:id="13" w:name="assigning-the-roles"/>
     <w:p>
       <w:pPr>
         <w:pStyle w:val="Heading2"/>
       </w:pPr>
       <w:r>
-        <w:t xml:space="preserve">If you are short of subdeacons</w:t>
+        <w:t xml:space="preserve">Assigning The Roles</w:t>
       </w:r>
     </w:p>
     <w:p>
@@ -160,129 +160,133 @@
         <w:pStyle w:val="FirstParagraph"/>
       </w:pPr>
       <w:r>
-        <w:t xml:space="preserve">The rubrics below name subdeacons throughout, because that is</w:t>
-      </w:r>
-      <w:r>
-        <w:t xml:space="preserve"> </w:t>
-      </w:r>
-      <w:r>
-        <w:t xml:space="preserve">what a hierarchical Liturgy assumes. Most parishes will not have</w:t>
-      </w:r>
-      <w:r>
-        <w:t xml:space="preserve"> </w:t>
-      </w:r>
-      <w:r>
-        <w:t xml:space="preserve">two, and the offices are filled by appointment rather than left</w:t>
-      </w:r>
-      <w:r>
-        <w:t xml:space="preserve"> </w:t>
-      </w:r>
-      <w:r>
-        <w:t xml:space="preserve">empty.</w:t>
-      </w:r>
-    </w:p>
-    <w:p>
-      <w:pPr>
-        <w:pStyle w:val="BodyText"/>
-      </w:pPr>
-      <w:r>
-        <w:rPr>
-          <w:b/>
-          <w:bCs/>
-        </w:rPr>
-        <w:t xml:space="preserve">With no subdeacons</w:t>
-      </w:r>
-      <w:r>
-        <w:t xml:space="preserve">, appoint two senior altar servers to do</w:t>
-      </w:r>
-      <w:r>
-        <w:t xml:space="preserve"> </w:t>
-      </w:r>
-      <w:r>
-        <w:t xml:space="preserve">their work. They should be vested and know the whole sequence</w:t>
-      </w:r>
-      <w:r>
-        <w:t xml:space="preserve"> </w:t>
-      </w:r>
-      <w:r>
-        <w:t xml:space="preserve">beforehand — this is not a role to hand to someone on the day.</w:t>
-      </w:r>
-    </w:p>
-    <w:p>
-      <w:pPr>
-        <w:pStyle w:val="BodyText"/>
-      </w:pPr>
-      <w:r>
-        <w:rPr>
-          <w:b/>
-          <w:bCs/>
-        </w:rPr>
-        <w:t xml:space="preserve">A young server</w:t>
-      </w:r>
-      <w:r>
-        <w:t xml:space="preserve"> </w:t>
-      </w:r>
-      <w:r>
-        <w:t xml:space="preserve">carries the water, the basin and the towel for</w:t>
-      </w:r>
-      <w:r>
-        <w:t xml:space="preserve"> </w:t>
-      </w:r>
-      <w:r>
-        <w:t xml:space="preserve">the washing of the hands.</w:t>
-      </w:r>
-    </w:p>
-    <w:p>
-      <w:pPr>
-        <w:pStyle w:val="BodyText"/>
-      </w:pPr>
-      <w:r>
-        <w:rPr>
-          <w:b/>
-          <w:bCs/>
-        </w:rPr>
-        <w:t xml:space="preserve">One server to the north and one to the south</w:t>
-      </w:r>
-      <w:r>
-        <w:t xml:space="preserve">, each</w:t>
-      </w:r>
-      <w:r>
-        <w:t xml:space="preserve"> </w:t>
-      </w:r>
-      <w:r>
-        <w:t xml:space="preserve">responsible for the censer on their own side, and for fetching</w:t>
-      </w:r>
-      <w:r>
-        <w:t xml:space="preserve"> </w:t>
-      </w:r>
-      <w:r>
-        <w:t xml:space="preserve">and returning what is needed there.</w:t>
-      </w:r>
-    </w:p>
-    <w:p>
-      <w:pPr>
-        <w:pStyle w:val="BodyText"/>
-      </w:pPr>
-      <w:r>
-        <w:rPr>
-          <w:i/>
-          <w:iCs/>
-        </w:rPr>
-        <w:t xml:space="preserve">[Add the rest here — the roles above are only the ones we have</w:t>
-      </w:r>
-      <w:r>
-        <w:rPr>
-          <w:i/>
-          <w:iCs/>
-        </w:rPr>
-        <w:t xml:space="preserve"> </w:t>
-      </w:r>
-      <w:r>
-        <w:rPr>
-          <w:i/>
-          <w:iCs/>
-        </w:rPr>
-        <w:t xml:space="preserve">talked through, and you know the others.]</w:t>
+        <w:t xml:space="preserve">The rubrics below call on subdeacons throughout. You may have to</w:t>
+      </w:r>
+      <w:r>
+        <w:t xml:space="preserve"> </w:t>
+      </w:r>
+      <w:r>
+        <w:t xml:space="preserve">appoint one or even two subdeacons choosing adult, experienced</w:t>
+      </w:r>
+      <w:r>
+        <w:t xml:space="preserve"> </w:t>
+      </w:r>
+      <w:r>
+        <w:t xml:space="preserve">altar servers for the role. They should be vested and know the</w:t>
+      </w:r>
+      <w:r>
+        <w:t xml:space="preserve"> </w:t>
+      </w:r>
+      <w:r>
+        <w:t xml:space="preserve">whole sequence beforehand — this is not a role to hand to someone</w:t>
+      </w:r>
+      <w:r>
+        <w:t xml:space="preserve"> </w:t>
+      </w:r>
+      <w:r>
+        <w:t xml:space="preserve">on the day. Another option is to have deacons act as subdeacons.</w:t>
+      </w:r>
+    </w:p>
+    <w:p>
+      <w:pPr>
+        <w:pStyle w:val="BodyText"/>
+      </w:pPr>
+      <w:r>
+        <w:t xml:space="preserve">Another important role, is the altar server who will bring out the</w:t>
+      </w:r>
+      <w:r>
+        <w:t xml:space="preserve"> </w:t>
+      </w:r>
+      <w:r>
+        <w:t xml:space="preserve">bowl, pitcher and towel for the washing of the Bishops hands.</w:t>
+      </w:r>
+      <w:r>
+        <w:t xml:space="preserve"> </w:t>
+      </w:r>
+      <w:r>
+        <w:t xml:space="preserve">Usually this is a junior server who will be greatly encouraged by</w:t>
+      </w:r>
+      <w:r>
+        <w:t xml:space="preserve"> </w:t>
+      </w:r>
+      <w:r>
+        <w:t xml:space="preserve">playing this important role.</w:t>
+      </w:r>
+    </w:p>
+    <w:p>
+      <w:pPr>
+        <w:pStyle w:val="BodyText"/>
+      </w:pPr>
+      <w:r>
+        <w:t xml:space="preserve">Having two more adult servers who will keep an eye on things on</w:t>
+      </w:r>
+      <w:r>
+        <w:t xml:space="preserve"> </w:t>
+      </w:r>
+      <w:r>
+        <w:t xml:space="preserve">the north and south sides of the altar is a good idea. They should</w:t>
+      </w:r>
+      <w:r>
+        <w:t xml:space="preserve"> </w:t>
+      </w:r>
+      <w:r>
+        <w:t xml:space="preserve">watch the subdeacons for direction, and can be a great help in</w:t>
+      </w:r>
+      <w:r>
+        <w:t xml:space="preserve"> </w:t>
+      </w:r>
+      <w:r>
+        <w:t xml:space="preserve">keeping things running smoothly by paying attention.</w:t>
+      </w:r>
+    </w:p>
+    <w:bookmarkEnd w:id="13"/>
+    <w:bookmarkStart w:id="14" w:name="help-us-make-this-better"/>
+    <w:p>
+      <w:pPr>
+        <w:pStyle w:val="Heading2"/>
+      </w:pPr>
+      <w:r>
+        <w:t xml:space="preserve">Help us Make this better!</w:t>
+      </w:r>
+    </w:p>
+    <w:p>
+      <w:pPr>
+        <w:pStyle w:val="FirstParagraph"/>
+      </w:pPr>
+      <w:r>
+        <w:t xml:space="preserve">This site came out of the 2026 Diocese of NY and NJ Deaconal</w:t>
+      </w:r>
+      <w:r>
+        <w:t xml:space="preserve"> </w:t>
+      </w:r>
+      <w:r>
+        <w:t xml:space="preserve">Retreat. The video was recorded at the retreat, and was edited</w:t>
+      </w:r>
+      <w:r>
+        <w:t xml:space="preserve"> </w:t>
+      </w:r>
+      <w:r>
+        <w:t xml:space="preserve">and annotated by Dn. Mitch VanDuyn, of St. John the Baptist</w:t>
+      </w:r>
+      <w:r>
+        <w:t xml:space="preserve"> </w:t>
+      </w:r>
+      <w:r>
+        <w:t xml:space="preserve">Rochester NY.</w:t>
+      </w:r>
+    </w:p>
+    <w:p>
+      <w:pPr>
+        <w:pStyle w:val="BodyText"/>
+      </w:pPr>
+      <w:r>
+        <w:t xml:space="preserve">Please forgive me for any errors, or omissions, and your corrections</w:t>
+      </w:r>
+      <w:r>
+        <w:t xml:space="preserve"> </w:t>
+      </w:r>
+      <w:r>
+        <w:t xml:space="preserve">and input are most welcome.</w:t>
       </w:r>
     </w:p>
     <w:p>
@@ -293,7 +297,7 @@
         <w:rPr>
           <w:rStyle w:val="VerbatimChar"/>
         </w:rPr>
-        <w:t xml:space="preserve">generated 25 Aug 2026, 02:16 · 9816244</w:t>
+        <w:t xml:space="preserve">generated 25 Aug 2026, 02:33 · 45fd66c</w:t>
       </w:r>
     </w:p>
     <w:p>
@@ -311,8 +315,8 @@
         </w:pict>
       </w:r>
     </w:p>
-    <w:bookmarkEnd w:id="13"/>
-    <w:bookmarkStart w:id="14" w:name="contents"/>
+    <w:bookmarkEnd w:id="14"/>
+    <w:bookmarkStart w:id="15" w:name="contents"/>
     <w:p>
       <w:pPr>
         <w:pStyle w:val="Heading2"/>
@@ -768,8 +772,8 @@
         <w:t xml:space="preserve">Page references are from St. Tikhon’s Hieratikon Vol 2, 2017</w:t>
       </w:r>
     </w:p>
-    <w:bookmarkEnd w:id="14"/>
-    <w:bookmarkStart w:id="18" w:name="greeting-of-the-hierarch-at-the-doors"/>
+    <w:bookmarkEnd w:id="15"/>
+    <w:bookmarkStart w:id="19" w:name="greeting-of-the-hierarch-at-the-doors"/>
     <w:p>
       <w:pPr>
         <w:pStyle w:val="Heading2"/>
@@ -827,18 +831,18 @@
           <wp:inline>
             <wp:extent cx="5334000" cy="3000375"/>
             <wp:effectExtent b="0" l="0" r="0" t="0"/>
-            <wp:docPr descr="Greeting of the Hierarch at the Doors — plan" title="" id="16" name="Picture"/>
+            <wp:docPr descr="Greeting of the Hierarch at the Doors — plan" title="" id="17" name="Picture"/>
             <a:graphic>
               <a:graphicData uri="http://schemas.openxmlformats.org/drawingml/2006/picture">
                 <pic:pic>
                   <pic:nvPicPr>
-                    <pic:cNvPr descr="../art/greeting_plan.png" id="17" name="Picture"/>
+                    <pic:cNvPr descr="../art/greeting_plan.png" id="18" name="Picture"/>
                     <pic:cNvPicPr>
                       <a:picLocks noChangeArrowheads="1" noChangeAspect="1"/>
                     </pic:cNvPicPr>
                   </pic:nvPicPr>
                   <pic:blipFill>
-                    <a:blip r:embed="rId15"/>
+                    <a:blip r:embed="rId16"/>
                     <a:stretch>
                       <a:fillRect/>
                     </a:stretch>
@@ -1073,8 +1077,8 @@
         <w:t xml:space="preserve">At the conclusion, the priest presents the cross</w:t>
       </w:r>
     </w:p>
-    <w:bookmarkEnd w:id="18"/>
-    <w:bookmarkStart w:id="19" w:name="the-bishop-enters-the-nave"/>
+    <w:bookmarkEnd w:id="19"/>
+    <w:bookmarkStart w:id="20" w:name="the-bishop-enters-the-nave"/>
     <w:p>
       <w:pPr>
         <w:pStyle w:val="Heading2"/>
@@ -1411,8 +1415,8 @@
         <w:t xml:space="preserve">The two servers holding the censers return them to the altar</w:t>
       </w:r>
     </w:p>
-    <w:bookmarkEnd w:id="19"/>
-    <w:bookmarkStart w:id="20" w:name="entrance-prayers"/>
+    <w:bookmarkEnd w:id="20"/>
+    <w:bookmarkStart w:id="21" w:name="entrance-prayers"/>
     <w:p>
       <w:pPr>
         <w:pStyle w:val="Heading2"/>
@@ -1489,8 +1493,8 @@
         <w:t xml:space="preserve">“I will enter thy house”</w:t>
       </w:r>
     </w:p>
-    <w:bookmarkEnd w:id="20"/>
-    <w:bookmarkStart w:id="21" w:name="preparing-to-vest-the-bishop"/>
+    <w:bookmarkEnd w:id="21"/>
+    <w:bookmarkStart w:id="22" w:name="preparing-to-vest-the-bishop"/>
     <w:p>
       <w:pPr>
         <w:pStyle w:val="Heading2"/>
@@ -1659,8 +1663,8 @@
         <w:t xml:space="preserve">retrieve loaded censers from north and south doors</w:t>
       </w:r>
     </w:p>
-    <w:bookmarkEnd w:id="21"/>
-    <w:bookmarkStart w:id="22" w:name="vesting-the-bishop"/>
+    <w:bookmarkEnd w:id="22"/>
+    <w:bookmarkStart w:id="23" w:name="vesting-the-bishop"/>
     <w:p>
       <w:pPr>
         <w:pStyle w:val="Heading2"/>
@@ -2063,8 +2067,8 @@
         <w:t xml:space="preserve">During the vesting the deacons continuously cense the Bishop.</w:t>
       </w:r>
     </w:p>
-    <w:bookmarkEnd w:id="22"/>
-    <w:bookmarkStart w:id="23" w:name="the-blessing-of-the-dikiri-and-trikiri"/>
+    <w:bookmarkEnd w:id="23"/>
+    <w:bookmarkStart w:id="24" w:name="the-blessing-of-the-dikiri-and-trikiri"/>
     <w:p>
       <w:pPr>
         <w:pStyle w:val="Heading2"/>
@@ -2432,8 +2436,8 @@
         <w:t xml:space="preserve">bowing first to the altar, then to the Bishop</w:t>
       </w:r>
     </w:p>
-    <w:bookmarkEnd w:id="23"/>
-    <w:bookmarkStart w:id="24" w:name="final-prayers-before-the-liturgy"/>
+    <w:bookmarkEnd w:id="24"/>
+    <w:bookmarkStart w:id="25" w:name="final-prayers-before-the-liturgy"/>
     <w:p>
       <w:pPr>
         <w:pStyle w:val="Heading2"/>
@@ -2792,8 +2796,8 @@
         <w:t xml:space="preserve">note: this is done before each litany by both deacons, remember get a blessing to proceed</w:t>
       </w:r>
     </w:p>
-    <w:bookmarkEnd w:id="24"/>
-    <w:bookmarkStart w:id="25" w:name="washing-of-the-hands"/>
+    <w:bookmarkEnd w:id="25"/>
+    <w:bookmarkStart w:id="26" w:name="washing-of-the-hands"/>
     <w:p>
       <w:pPr>
         <w:pStyle w:val="Heading2"/>
@@ -2936,8 +2940,8 @@
         <w:t xml:space="preserve">moves forward to stand before the Theotokos</w:t>
       </w:r>
     </w:p>
-    <w:bookmarkEnd w:id="25"/>
-    <w:bookmarkStart w:id="26" w:name="X47a719300886e5c33c0e97daeae1e65b8508ca8"/>
+    <w:bookmarkEnd w:id="26"/>
+    <w:bookmarkStart w:id="27" w:name="X47a719300886e5c33c0e97daeae1e65b8508ca8"/>
     <w:p>
       <w:pPr>
         <w:pStyle w:val="Heading2"/>
@@ -3094,8 +3098,8 @@
         <w:t xml:space="preserve">As the first antiphon concludes, bow to the icon, and then to the Bishop</w:t>
       </w:r>
     </w:p>
-    <w:bookmarkEnd w:id="26"/>
-    <w:bookmarkStart w:id="27" w:name="the-second-antiphon"/>
+    <w:bookmarkEnd w:id="27"/>
+    <w:bookmarkStart w:id="28" w:name="the-second-antiphon"/>
     <w:p>
       <w:pPr>
         <w:pStyle w:val="Heading2"/>
@@ -3148,8 +3152,8 @@
         <w:t xml:space="preserve">The third Litany is chanted as usual.</w:t>
       </w:r>
     </w:p>
-    <w:bookmarkEnd w:id="27"/>
-    <w:bookmarkStart w:id="28" w:name="the-beginning-of-the-little-entrance"/>
+    <w:bookmarkEnd w:id="28"/>
+    <w:bookmarkStart w:id="29" w:name="the-beginning-of-the-little-entrance"/>
     <w:p>
       <w:pPr>
         <w:pStyle w:val="Heading2"/>
@@ -3616,8 +3620,8 @@
         <w:t xml:space="preserve">everyone is now facing each other with the Bishop at the center</w:t>
       </w:r>
     </w:p>
-    <w:bookmarkEnd w:id="28"/>
-    <w:bookmarkStart w:id="29" w:name="the-conclusion-of-the-little-entrance"/>
+    <w:bookmarkEnd w:id="29"/>
+    <w:bookmarkStart w:id="30" w:name="the-conclusion-of-the-little-entrance"/>
     <w:p>
       <w:pPr>
         <w:pStyle w:val="Heading2"/>
@@ -3894,8 +3898,8 @@
         <w:t xml:space="preserve">Dikiri and Trikiri</w:t>
       </w:r>
     </w:p>
-    <w:bookmarkEnd w:id="29"/>
-    <w:bookmarkStart w:id="30" w:name="X2e49296d3ebe6e04154a558d167af870e7506bb"/>
+    <w:bookmarkEnd w:id="30"/>
+    <w:bookmarkStart w:id="31" w:name="X2e49296d3ebe6e04154a558d167af870e7506bb"/>
     <w:p>
       <w:pPr>
         <w:pStyle w:val="Heading2"/>
@@ -3994,8 +3998,8 @@
         <w:t xml:space="preserve">A server takes the Dikiri, while the first deacon takes the censer.</w:t>
       </w:r>
     </w:p>
-    <w:bookmarkEnd w:id="30"/>
-    <w:bookmarkStart w:id="31" w:name="X3e90ce30e5a043d255ce9c37e6bb0da9a6e8181"/>
+    <w:bookmarkEnd w:id="31"/>
+    <w:bookmarkStart w:id="32" w:name="X3e90ce30e5a043d255ce9c37e6bb0da9a6e8181"/>
     <w:p>
       <w:pPr>
         <w:pStyle w:val="Heading2"/>
@@ -4464,8 +4468,8 @@
         <w:t xml:space="preserve">to the Bishop</w:t>
       </w:r>
     </w:p>
-    <w:bookmarkEnd w:id="31"/>
-    <w:bookmarkStart w:id="32" w:name="conclusion-of-thrice-holy"/>
+    <w:bookmarkEnd w:id="32"/>
+    <w:bookmarkStart w:id="33" w:name="conclusion-of-thrice-holy"/>
     <w:p>
       <w:pPr>
         <w:pStyle w:val="Heading2"/>
@@ -4566,8 +4570,8 @@
         <w:t xml:space="preserve">cross facing the people.</w:t>
       </w:r>
     </w:p>
-    <w:bookmarkEnd w:id="32"/>
-    <w:bookmarkStart w:id="33" w:name="lesser-censing-and-epistle-reading"/>
+    <w:bookmarkEnd w:id="33"/>
+    <w:bookmarkStart w:id="34" w:name="lesser-censing-and-epistle-reading"/>
     <w:p>
       <w:pPr>
         <w:pStyle w:val="Heading2"/>
@@ -4921,8 +4925,8 @@
         <w:t xml:space="preserve">Bishop, and gives away the censer.</w:t>
       </w:r>
     </w:p>
-    <w:bookmarkEnd w:id="33"/>
-    <w:bookmarkStart w:id="34" w:name="alleluias-and-the-gospel-book-goes-out"/>
+    <w:bookmarkEnd w:id="34"/>
+    <w:bookmarkStart w:id="35" w:name="alleluias-and-the-gospel-book-goes-out"/>
     <w:p>
       <w:pPr>
         <w:pStyle w:val="Heading2"/>
@@ -5089,8 +5093,8 @@
         <w:t xml:space="preserve">Two deacons should cross beside each other.</w:t>
       </w:r>
     </w:p>
-    <w:bookmarkEnd w:id="34"/>
-    <w:bookmarkStart w:id="35" w:name="reading-of-the-gospel"/>
+    <w:bookmarkEnd w:id="35"/>
+    <w:bookmarkStart w:id="36" w:name="reading-of-the-gospel"/>
     <w:p>
       <w:pPr>
         <w:pStyle w:val="Heading2"/>
@@ -5325,8 +5329,8 @@
         <w:t xml:space="preserve">presents Omophoron to the Bishop to kiss.</w:t>
       </w:r>
     </w:p>
-    <w:bookmarkEnd w:id="35"/>
-    <w:bookmarkStart w:id="36" w:name="gospel-is-returned-to-the-altar"/>
+    <w:bookmarkEnd w:id="36"/>
+    <w:bookmarkStart w:id="37" w:name="gospel-is-returned-to-the-altar"/>
     <w:p>
       <w:pPr>
         <w:pStyle w:val="Heading2"/>
@@ -5481,8 +5485,8 @@
         <w:t xml:space="preserve">and kisses the altar</w:t>
       </w:r>
     </w:p>
-    <w:bookmarkEnd w:id="36"/>
-    <w:bookmarkStart w:id="37" w:name="augmented-litany-begins"/>
+    <w:bookmarkEnd w:id="37"/>
+    <w:bookmarkStart w:id="38" w:name="augmented-litany-begins"/>
     <w:p>
       <w:pPr>
         <w:pStyle w:val="Heading2"/>
@@ -5517,8 +5521,8 @@
         <w:t xml:space="preserve">after the Sermon as usual</w:t>
       </w:r>
     </w:p>
-    <w:bookmarkEnd w:id="37"/>
-    <w:bookmarkStart w:id="38" w:name="X0a86f6eccd19f643567f3589c71dc197395a421"/>
+    <w:bookmarkEnd w:id="38"/>
+    <w:bookmarkStart w:id="39" w:name="X0a86f6eccd19f643567f3589c71dc197395a421"/>
     <w:p>
       <w:pPr>
         <w:pStyle w:val="Heading2"/>
@@ -6129,8 +6133,8 @@
         <w:t xml:space="preserve">and the people.</w:t>
       </w:r>
     </w:p>
-    <w:bookmarkEnd w:id="38"/>
-    <w:bookmarkStart w:id="39" w:name="clergy-kissing-the-bishops-shoulder"/>
+    <w:bookmarkEnd w:id="39"/>
+    <w:bookmarkStart w:id="40" w:name="clergy-kissing-the-bishops-shoulder"/>
     <w:p>
       <w:pPr>
         <w:pStyle w:val="Heading2"/>
@@ -6179,8 +6183,8 @@
         <w:t xml:space="preserve">shoulder.</w:t>
       </w:r>
     </w:p>
-    <w:bookmarkEnd w:id="39"/>
-    <w:bookmarkStart w:id="40" w:name="the-bishop-makes-his-commemorations"/>
+    <w:bookmarkEnd w:id="40"/>
+    <w:bookmarkStart w:id="41" w:name="the-bishop-makes-his-commemorations"/>
     <w:p>
       <w:pPr>
         <w:pStyle w:val="Heading2"/>
@@ -6251,8 +6255,8 @@
         <w:t xml:space="preserve">complete the Proskomedia with the Bishop.</w:t>
       </w:r>
     </w:p>
-    <w:bookmarkEnd w:id="40"/>
-    <w:bookmarkStart w:id="44" w:name="X522bcda74686242fb49172324eb7ed4b78a907a"/>
+    <w:bookmarkEnd w:id="41"/>
+    <w:bookmarkStart w:id="45" w:name="X522bcda74686242fb49172324eb7ed4b78a907a"/>
     <w:p>
       <w:pPr>
         <w:pStyle w:val="Heading2"/>
@@ -6290,18 +6294,18 @@
           <wp:inline>
             <wp:extent cx="5334000" cy="3000375"/>
             <wp:effectExtent b="0" l="0" r="0" t="0"/>
-            <wp:docPr descr="The Great Entrance — positions" title="" id="42" name="Picture"/>
+            <wp:docPr descr="The Great Entrance — positions" title="" id="43" name="Picture"/>
             <a:graphic>
               <a:graphicData uri="http://schemas.openxmlformats.org/drawingml/2006/picture">
                 <pic:pic>
                   <pic:nvPicPr>
-                    <pic:cNvPr descr="../art/great_entrance_plan.png" id="43" name="Picture"/>
+                    <pic:cNvPr descr="../art/great_entrance_plan.png" id="44" name="Picture"/>
                     <pic:cNvPicPr>
                       <a:picLocks noChangeArrowheads="1" noChangeAspect="1"/>
                     </pic:cNvPicPr>
                   </pic:nvPicPr>
                   <pic:blipFill>
-                    <a:blip r:embed="rId41"/>
+                    <a:blip r:embed="rId42"/>
                     <a:stretch>
                       <a:fillRect/>
                     </a:stretch>
@@ -7068,8 +7072,8 @@
         <w:t xml:space="preserve">outside the sanctuary during the Great Entrance.</w:t>
       </w:r>
     </w:p>
-    <w:bookmarkEnd w:id="44"/>
-    <w:bookmarkStart w:id="45" w:name="conclusion-of-the-great-entrance"/>
+    <w:bookmarkEnd w:id="45"/>
+    <w:bookmarkStart w:id="46" w:name="conclusion-of-the-great-entrance"/>
     <w:p>
       <w:pPr>
         <w:pStyle w:val="Heading2"/>
@@ -7208,8 +7212,8 @@
         <w:t xml:space="preserve">Altar.</w:t>
       </w:r>
     </w:p>
-    <w:bookmarkEnd w:id="45"/>
-    <w:bookmarkStart w:id="46" w:name="litany-of-supplication-and-the-creed"/>
+    <w:bookmarkEnd w:id="46"/>
+    <w:bookmarkStart w:id="47" w:name="litany-of-supplication-and-the-creed"/>
     <w:p>
       <w:pPr>
         <w:pStyle w:val="Heading2"/>
@@ -7252,8 +7256,8 @@
         <w:t xml:space="preserve">the normal rubrics.</w:t>
       </w:r>
     </w:p>
-    <w:bookmarkEnd w:id="46"/>
-    <w:bookmarkStart w:id="47" w:name="the-anaphora-part-1"/>
+    <w:bookmarkEnd w:id="47"/>
+    <w:bookmarkStart w:id="48" w:name="the-anaphora-part-1"/>
     <w:p>
       <w:pPr>
         <w:pStyle w:val="Heading2"/>
@@ -7502,8 +7506,8 @@
         <w:t xml:space="preserve">the altar and hold the star as usual.</w:t>
       </w:r>
     </w:p>
-    <w:bookmarkEnd w:id="47"/>
-    <w:bookmarkStart w:id="48" w:name="the-anaphora-part-2"/>
+    <w:bookmarkEnd w:id="48"/>
+    <w:bookmarkStart w:id="49" w:name="the-anaphora-part-2"/>
     <w:p>
       <w:pPr>
         <w:pStyle w:val="Heading2"/>
@@ -7546,8 +7550,8 @@
         <w:t xml:space="preserve">the first deacon raising the chalice.</w:t>
       </w:r>
     </w:p>
-    <w:bookmarkEnd w:id="48"/>
-    <w:bookmarkStart w:id="49" w:name="the-anaphora-part-3"/>
+    <w:bookmarkEnd w:id="49"/>
+    <w:bookmarkStart w:id="50" w:name="the-anaphora-part-3"/>
     <w:p>
       <w:pPr>
         <w:pStyle w:val="Heading2"/>
@@ -7723,8 +7727,8 @@
         <w:t xml:space="preserve">(all said by the first deacon pg 134)</w:t>
       </w:r>
     </w:p>
-    <w:bookmarkEnd w:id="49"/>
-    <w:bookmarkStart w:id="50" w:name="the-anaphora-part-4"/>
+    <w:bookmarkEnd w:id="50"/>
+    <w:bookmarkStart w:id="51" w:name="the-anaphora-part-4"/>
     <w:p>
       <w:pPr>
         <w:pStyle w:val="Heading2"/>
@@ -8737,8 +8741,8 @@
         <w:t xml:space="preserve">Lords Prayer in the usual fashion (pgs 140-143)</w:t>
       </w:r>
     </w:p>
-    <w:bookmarkEnd w:id="50"/>
-    <w:bookmarkStart w:id="51" w:name="after-communion"/>
+    <w:bookmarkEnd w:id="51"/>
+    <w:bookmarkStart w:id="52" w:name="after-communion"/>
     <w:p>
       <w:pPr>
         <w:pStyle w:val="Heading2"/>
@@ -8815,8 +8819,8 @@
         <w:t xml:space="preserve">have received communion.</w:t>
       </w:r>
     </w:p>
-    <w:bookmarkEnd w:id="51"/>
-    <w:bookmarkStart w:id="52" w:name="litany-of-thanksgiving"/>
+    <w:bookmarkEnd w:id="52"/>
+    <w:bookmarkStart w:id="53" w:name="litany-of-thanksgiving"/>
     <w:p>
       <w:pPr>
         <w:pStyle w:val="Heading2"/>
@@ -8845,8 +8849,8 @@
         <w:t xml:space="preserve">Litany of Thanksgiving</w:t>
       </w:r>
     </w:p>
-    <w:bookmarkEnd w:id="52"/>
-    <w:bookmarkStart w:id="53" w:name="final-blessing-and-many-years"/>
+    <w:bookmarkEnd w:id="53"/>
+    <w:bookmarkStart w:id="54" w:name="final-blessing-and-many-years"/>
     <w:p>
       <w:pPr>
         <w:pStyle w:val="Heading2"/>
@@ -8875,8 +8879,8 @@
         <w:t xml:space="preserve">Final blessing and Many Years</w:t>
       </w:r>
     </w:p>
-    <w:bookmarkEnd w:id="53"/>
-    <w:bookmarkStart w:id="54" w:name="conclusion"/>
+    <w:bookmarkEnd w:id="54"/>
+    <w:bookmarkStart w:id="55" w:name="conclusion"/>
     <w:p>
       <w:pPr>
         <w:pStyle w:val="Heading2"/>
@@ -8905,8 +8909,8 @@
         <w:t xml:space="preserve">Conclusion</w:t>
       </w:r>
     </w:p>
-    <w:bookmarkEnd w:id="54"/>
     <w:bookmarkEnd w:id="55"/>
+    <w:bookmarkEnd w:id="56"/>
     <w:sectPr>
       <w:footnotePr>
         <w:numRestart w:val="eachSect"/>

--- a/docs/rubric.docx
+++ b/docs/rubric.docx
@@ -2,7 +2,7 @@
 <file path=word/document.xml><?xml version="1.0" encoding="utf-8"?>
 <w:document xmlns:w="http://schemas.openxmlformats.org/wordprocessingml/2006/main" xmlns:m="http://schemas.openxmlformats.org/officeDocument/2006/math" xmlns:r="http://schemas.openxmlformats.org/officeDocument/2006/relationships" xmlns:o="urn:schemas-microsoft-com:office:office" xmlns:v="urn:schemas-microsoft-com:vml" xmlns:w10="urn:schemas-microsoft-com:office:word" xmlns:a="http://schemas.openxmlformats.org/drawingml/2006/main" xmlns:pic="http://schemas.openxmlformats.org/drawingml/2006/picture" xmlns:wp="http://schemas.openxmlformats.org/drawingml/2006/wordprocessingDrawing">
   <w:body>
-    <w:bookmarkStart w:id="56" w:name="Xff0d1af36d128fe5e5841074e6968ba97ba9259"/>
+    <w:bookmarkStart w:id="59" w:name="Xff0d1af36d128fe5e5841074e6968ba97ba9259"/>
     <w:p>
       <w:pPr>
         <w:pStyle w:val="Heading1"/>
@@ -145,14 +145,28 @@
         <w:t xml:space="preserve">time of the whole service.</w:t>
       </w:r>
     </w:p>
+    <w:p>
+      <w:pPr>
+        <w:pStyle w:val="BodyText"/>
+      </w:pPr>
+      <w:r>
+        <w:t xml:space="preserve">There are also useful appendixes at the end of the document (see the</w:t>
+      </w:r>
+      <w:r>
+        <w:t xml:space="preserve"> </w:t>
+      </w:r>
+      <w:r>
+        <w:t xml:space="preserve">table of contents)</w:t>
+      </w:r>
+    </w:p>
     <w:bookmarkEnd w:id="12"/>
-    <w:bookmarkStart w:id="13" w:name="assigning-the-roles"/>
+    <w:bookmarkStart w:id="13" w:name="help-us-make-this-better"/>
     <w:p>
       <w:pPr>
         <w:pStyle w:val="Heading2"/>
       </w:pPr>
       <w:r>
-        <w:t xml:space="preserve">Assigning The Roles</w:t>
+        <w:t xml:space="preserve">Help us Make this better!</w:t>
       </w:r>
     </w:p>
     <w:p>
@@ -160,100 +174,6 @@
         <w:pStyle w:val="FirstParagraph"/>
       </w:pPr>
       <w:r>
-        <w:t xml:space="preserve">The rubrics below call on subdeacons throughout. You may have to</w:t>
-      </w:r>
-      <w:r>
-        <w:t xml:space="preserve"> </w:t>
-      </w:r>
-      <w:r>
-        <w:t xml:space="preserve">appoint one or even two subdeacons choosing adult, experienced</w:t>
-      </w:r>
-      <w:r>
-        <w:t xml:space="preserve"> </w:t>
-      </w:r>
-      <w:r>
-        <w:t xml:space="preserve">altar servers for the role. They should be vested and know the</w:t>
-      </w:r>
-      <w:r>
-        <w:t xml:space="preserve"> </w:t>
-      </w:r>
-      <w:r>
-        <w:t xml:space="preserve">whole sequence beforehand — this is not a role to hand to someone</w:t>
-      </w:r>
-      <w:r>
-        <w:t xml:space="preserve"> </w:t>
-      </w:r>
-      <w:r>
-        <w:t xml:space="preserve">on the day. Another option is to have deacons act as subdeacons.</w:t>
-      </w:r>
-    </w:p>
-    <w:p>
-      <w:pPr>
-        <w:pStyle w:val="BodyText"/>
-      </w:pPr>
-      <w:r>
-        <w:t xml:space="preserve">Another important role, is the altar server who will bring out the</w:t>
-      </w:r>
-      <w:r>
-        <w:t xml:space="preserve"> </w:t>
-      </w:r>
-      <w:r>
-        <w:t xml:space="preserve">bowl, pitcher and towel for the washing of the Bishops hands.</w:t>
-      </w:r>
-      <w:r>
-        <w:t xml:space="preserve"> </w:t>
-      </w:r>
-      <w:r>
-        <w:t xml:space="preserve">Usually this is a junior server who will be greatly encouraged by</w:t>
-      </w:r>
-      <w:r>
-        <w:t xml:space="preserve"> </w:t>
-      </w:r>
-      <w:r>
-        <w:t xml:space="preserve">playing this important role.</w:t>
-      </w:r>
-    </w:p>
-    <w:p>
-      <w:pPr>
-        <w:pStyle w:val="BodyText"/>
-      </w:pPr>
-      <w:r>
-        <w:t xml:space="preserve">Having two more adult servers who will keep an eye on things on</w:t>
-      </w:r>
-      <w:r>
-        <w:t xml:space="preserve"> </w:t>
-      </w:r>
-      <w:r>
-        <w:t xml:space="preserve">the north and south sides of the altar is a good idea. They should</w:t>
-      </w:r>
-      <w:r>
-        <w:t xml:space="preserve"> </w:t>
-      </w:r>
-      <w:r>
-        <w:t xml:space="preserve">watch the subdeacons for direction, and can be a great help in</w:t>
-      </w:r>
-      <w:r>
-        <w:t xml:space="preserve"> </w:t>
-      </w:r>
-      <w:r>
-        <w:t xml:space="preserve">keeping things running smoothly by paying attention.</w:t>
-      </w:r>
-    </w:p>
-    <w:bookmarkEnd w:id="13"/>
-    <w:bookmarkStart w:id="14" w:name="help-us-make-this-better"/>
-    <w:p>
-      <w:pPr>
-        <w:pStyle w:val="Heading2"/>
-      </w:pPr>
-      <w:r>
-        <w:t xml:space="preserve">Help us Make this better!</w:t>
-      </w:r>
-    </w:p>
-    <w:p>
-      <w:pPr>
-        <w:pStyle w:val="FirstParagraph"/>
-      </w:pPr>
-      <w:r>
         <w:t xml:space="preserve">This site came out of the 2026 Diocese of NY and NJ Deaconal</w:t>
       </w:r>
       <w:r>
@@ -297,7 +217,7 @@
         <w:rPr>
           <w:rStyle w:val="VerbatimChar"/>
         </w:rPr>
-        <w:t xml:space="preserve">generated 25 Aug 2026, 02:33 · 45fd66c</w:t>
+        <w:t xml:space="preserve">generated 25 Aug 2026, 14:30 · bb8f6c9</w:t>
       </w:r>
     </w:p>
     <w:p>
@@ -315,8 +235,8 @@
         </w:pict>
       </w:r>
     </w:p>
-    <w:bookmarkEnd w:id="14"/>
-    <w:bookmarkStart w:id="15" w:name="contents"/>
+    <w:bookmarkEnd w:id="13"/>
+    <w:bookmarkStart w:id="14" w:name="contents"/>
     <w:p>
       <w:pPr>
         <w:pStyle w:val="Heading2"/>
@@ -732,6 +652,30 @@
       <w:r>
         <w:t xml:space="preserve">Conclusion · 59:06</w:t>
       </w:r>
+      <w:r>
+        <w:t xml:space="preserve"> </w:t>
+      </w:r>
+      <w:r>
+        <w:t xml:space="preserve">A. Glossary</w:t>
+      </w:r>
+      <w:r>
+        <w:t xml:space="preserve"> </w:t>
+      </w:r>
+      <w:r>
+        <w:t xml:space="preserve">B. Assigning The Roles</w:t>
+      </w:r>
+      <w:r>
+        <w:t xml:space="preserve"> </w:t>
+      </w:r>
+      <w:r>
+        <w:t xml:space="preserve">C. The role of Altar servers</w:t>
+      </w:r>
+      <w:r>
+        <w:t xml:space="preserve"> </w:t>
+      </w:r>
+      <w:r>
+        <w:t xml:space="preserve">D. Serving with More or Less than Two Deacons</w:t>
+      </w:r>
     </w:p>
     <w:p>
       <w:r>
@@ -772,8 +716,8 @@
         <w:t xml:space="preserve">Page references are from St. Tikhon’s Hieratikon Vol 2, 2017</w:t>
       </w:r>
     </w:p>
-    <w:bookmarkEnd w:id="15"/>
-    <w:bookmarkStart w:id="19" w:name="greeting-of-the-hierarch-at-the-doors"/>
+    <w:bookmarkEnd w:id="14"/>
+    <w:bookmarkStart w:id="18" w:name="greeting-of-the-hierarch-at-the-doors"/>
     <w:p>
       <w:pPr>
         <w:pStyle w:val="Heading2"/>
@@ -831,18 +775,18 @@
           <wp:inline>
             <wp:extent cx="5334000" cy="3000375"/>
             <wp:effectExtent b="0" l="0" r="0" t="0"/>
-            <wp:docPr descr="Greeting of the Hierarch at the Doors — plan" title="" id="17" name="Picture"/>
+            <wp:docPr descr="Greeting of the Hierarch at the Doors — plan" title="" id="16" name="Picture"/>
             <a:graphic>
               <a:graphicData uri="http://schemas.openxmlformats.org/drawingml/2006/picture">
                 <pic:pic>
                   <pic:nvPicPr>
-                    <pic:cNvPr descr="../art/greeting_plan.png" id="18" name="Picture"/>
+                    <pic:cNvPr descr="../art/greeting_plan.png" id="17" name="Picture"/>
                     <pic:cNvPicPr>
                       <a:picLocks noChangeArrowheads="1" noChangeAspect="1"/>
                     </pic:cNvPicPr>
                   </pic:nvPicPr>
                   <pic:blipFill>
-                    <a:blip r:embed="rId16"/>
+                    <a:blip r:embed="rId15"/>
                     <a:stretch>
                       <a:fillRect/>
                     </a:stretch>
@@ -1077,8 +1021,8 @@
         <w:t xml:space="preserve">At the conclusion, the priest presents the cross</w:t>
       </w:r>
     </w:p>
-    <w:bookmarkEnd w:id="19"/>
-    <w:bookmarkStart w:id="20" w:name="the-bishop-enters-the-nave"/>
+    <w:bookmarkEnd w:id="18"/>
+    <w:bookmarkStart w:id="19" w:name="the-bishop-enters-the-nave"/>
     <w:p>
       <w:pPr>
         <w:pStyle w:val="Heading2"/>
@@ -1236,13 +1180,29 @@
         </w:rPr>
         <w:t xml:space="preserve">0:30</w:t>
       </w:r>
-    </w:p>
-    <w:p>
-      <w:pPr>
-        <w:pStyle w:val="BodyText"/>
-      </w:pPr>
-      <w:r>
-        <w:t xml:space="preserve">Deacons turn around and walk forward toward cathedra</w:t>
+      <w:r>
+        <w:t xml:space="preserve"> </w:t>
+      </w:r>
+      <w:r>
+        <w:t xml:space="preserve">·</w:t>
+      </w:r>
+      <w:r>
+        <w:t xml:space="preserve"> </w:t>
+      </w:r>
+      <w:r>
+        <w:rPr>
+          <w:b/>
+          <w:bCs/>
+        </w:rPr>
+        <w:t xml:space="preserve">DEACONS</w:t>
+      </w:r>
+    </w:p>
+    <w:p>
+      <w:pPr>
+        <w:pStyle w:val="BodyText"/>
+      </w:pPr>
+      <w:r>
+        <w:t xml:space="preserve">turn around and walk forward toward cathedra</w:t>
       </w:r>
     </w:p>
     <w:p>
@@ -1298,13 +1258,29 @@
         </w:rPr>
         <w:t xml:space="preserve">0:42</w:t>
       </w:r>
-    </w:p>
-    <w:p>
-      <w:pPr>
-        <w:pStyle w:val="BodyText"/>
-      </w:pPr>
-      <w:r>
-        <w:t xml:space="preserve">Deacons walk past cathedra, turn around and continue to cense the Bishop</w:t>
+      <w:r>
+        <w:t xml:space="preserve"> </w:t>
+      </w:r>
+      <w:r>
+        <w:t xml:space="preserve">·</w:t>
+      </w:r>
+      <w:r>
+        <w:t xml:space="preserve"> </w:t>
+      </w:r>
+      <w:r>
+        <w:rPr>
+          <w:b/>
+          <w:bCs/>
+        </w:rPr>
+        <w:t xml:space="preserve">DEACONS</w:t>
+      </w:r>
+    </w:p>
+    <w:p>
+      <w:pPr>
+        <w:pStyle w:val="BodyText"/>
+      </w:pPr>
+      <w:r>
+        <w:t xml:space="preserve">walk past cathedra, turn around and continue to cense the Bishop</w:t>
       </w:r>
     </w:p>
     <w:p>
@@ -1332,6 +1308,42 @@
           <w:b/>
           <w:bCs/>
         </w:rPr>
+        <w:t xml:space="preserve">DEACONS, SERVERS</w:t>
+      </w:r>
+    </w:p>
+    <w:p>
+      <w:pPr>
+        <w:pStyle w:val="BodyText"/>
+      </w:pPr>
+      <w:r>
+        <w:t xml:space="preserve">turn towards the altar, as Bishop walks past, giving their censers away</w:t>
+      </w:r>
+    </w:p>
+    <w:p>
+      <w:pPr>
+        <w:pStyle w:val="BodyText"/>
+      </w:pPr>
+      <w:r>
+        <w:rPr>
+          <w:b/>
+          <w:bCs/>
+        </w:rPr>
+        <w:t xml:space="preserve">1:00</w:t>
+      </w:r>
+      <w:r>
+        <w:t xml:space="preserve"> </w:t>
+      </w:r>
+      <w:r>
+        <w:t xml:space="preserve">·</w:t>
+      </w:r>
+      <w:r>
+        <w:t xml:space="preserve"> </w:t>
+      </w:r>
+      <w:r>
+        <w:rPr>
+          <w:b/>
+          <w:bCs/>
+        </w:rPr>
         <w:t xml:space="preserve">SERVERS</w:t>
       </w:r>
     </w:p>
@@ -1340,19 +1352,19 @@
         <w:pStyle w:val="BodyText"/>
       </w:pPr>
       <w:r>
-        <w:t xml:space="preserve">Deacons turn towards the altar, as Bishop walks past, giving their censers away</w:t>
-      </w:r>
-    </w:p>
-    <w:p>
-      <w:pPr>
-        <w:pStyle w:val="BodyText"/>
-      </w:pPr>
-      <w:r>
-        <w:rPr>
-          <w:b/>
-          <w:bCs/>
-        </w:rPr>
-        <w:t xml:space="preserve">1:00</w:t>
+        <w:t xml:space="preserve">The server holding the train takes the staff, and the Bishop will greet the icons</w:t>
+      </w:r>
+    </w:p>
+    <w:p>
+      <w:pPr>
+        <w:pStyle w:val="BodyText"/>
+      </w:pPr>
+      <w:r>
+        <w:rPr>
+          <w:b/>
+          <w:bCs/>
+        </w:rPr>
+        <w:t xml:space="preserve">1:04</w:t>
       </w:r>
       <w:r>
         <w:t xml:space="preserve"> </w:t>
@@ -1376,47 +1388,11 @@
         <w:pStyle w:val="BodyText"/>
       </w:pPr>
       <w:r>
-        <w:t xml:space="preserve">The server holding the train takes the staff, and the Bishop will greet the icons</w:t>
-      </w:r>
-    </w:p>
-    <w:p>
-      <w:pPr>
-        <w:pStyle w:val="BodyText"/>
-      </w:pPr>
-      <w:r>
-        <w:rPr>
-          <w:b/>
-          <w:bCs/>
-        </w:rPr>
-        <w:t xml:space="preserve">1:04</w:t>
-      </w:r>
-      <w:r>
-        <w:t xml:space="preserve"> </w:t>
-      </w:r>
-      <w:r>
-        <w:t xml:space="preserve">·</w:t>
-      </w:r>
-      <w:r>
-        <w:t xml:space="preserve"> </w:t>
-      </w:r>
-      <w:r>
-        <w:rPr>
-          <w:b/>
-          <w:bCs/>
-        </w:rPr>
-        <w:t xml:space="preserve">SERVERS</w:t>
-      </w:r>
-    </w:p>
-    <w:p>
-      <w:pPr>
-        <w:pStyle w:val="BodyText"/>
-      </w:pPr>
-      <w:r>
         <w:t xml:space="preserve">The two servers holding the censers return them to the altar</w:t>
       </w:r>
     </w:p>
-    <w:bookmarkEnd w:id="20"/>
-    <w:bookmarkStart w:id="21" w:name="entrance-prayers"/>
+    <w:bookmarkEnd w:id="19"/>
+    <w:bookmarkStart w:id="20" w:name="entrance-prayers"/>
     <w:p>
       <w:pPr>
         <w:pStyle w:val="Heading2"/>
@@ -1493,8 +1469,8 @@
         <w:t xml:space="preserve">“I will enter thy house”</w:t>
       </w:r>
     </w:p>
-    <w:bookmarkEnd w:id="21"/>
-    <w:bookmarkStart w:id="22" w:name="preparing-to-vest-the-bishop"/>
+    <w:bookmarkEnd w:id="20"/>
+    <w:bookmarkStart w:id="21" w:name="preparing-to-vest-the-bishop"/>
     <w:p>
       <w:pPr>
         <w:pStyle w:val="Heading2"/>
@@ -1663,8 +1639,8 @@
         <w:t xml:space="preserve">retrieve loaded censers from north and south doors</w:t>
       </w:r>
     </w:p>
-    <w:bookmarkEnd w:id="22"/>
-    <w:bookmarkStart w:id="23" w:name="vesting-the-bishop"/>
+    <w:bookmarkEnd w:id="21"/>
+    <w:bookmarkStart w:id="22" w:name="vesting-the-bishop"/>
     <w:p>
       <w:pPr>
         <w:pStyle w:val="Heading2"/>
@@ -2067,8 +2043,8 @@
         <w:t xml:space="preserve">During the vesting the deacons continuously cense the Bishop.</w:t>
       </w:r>
     </w:p>
-    <w:bookmarkEnd w:id="23"/>
-    <w:bookmarkStart w:id="24" w:name="the-blessing-of-the-dikiri-and-trikiri"/>
+    <w:bookmarkEnd w:id="22"/>
+    <w:bookmarkStart w:id="23" w:name="the-blessing-of-the-dikiri-and-trikiri"/>
     <w:p>
       <w:pPr>
         <w:pStyle w:val="Heading2"/>
@@ -2096,15 +2072,11 @@
       <w:r>
         <w:t xml:space="preserve">The Blessing of the Dikiri and Trikiri</w:t>
       </w:r>
-      <w:r>
-        <w:t xml:space="preserve"> </w:t>
-      </w:r>
-      <w:r>
-        <w:t xml:space="preserve">***</w:t>
-      </w:r>
-      <w:r>
-        <w:t xml:space="preserve"> </w:t>
-      </w:r>
+    </w:p>
+    <w:p>
+      <w:pPr>
+        <w:pStyle w:val="BlockText"/>
+      </w:pPr>
       <w:r>
         <w:t xml:space="preserve">As the cross and Encolpion are placed,</w:t>
       </w:r>
@@ -2436,8 +2408,8 @@
         <w:t xml:space="preserve">bowing first to the altar, then to the Bishop</w:t>
       </w:r>
     </w:p>
-    <w:bookmarkEnd w:id="24"/>
-    <w:bookmarkStart w:id="25" w:name="final-prayers-before-the-liturgy"/>
+    <w:bookmarkEnd w:id="23"/>
+    <w:bookmarkStart w:id="24" w:name="final-prayers-before-the-liturgy"/>
     <w:p>
       <w:pPr>
         <w:pStyle w:val="Heading2"/>
@@ -2796,8 +2768,8 @@
         <w:t xml:space="preserve">note: this is done before each litany by both deacons, remember get a blessing to proceed</w:t>
       </w:r>
     </w:p>
-    <w:bookmarkEnd w:id="25"/>
-    <w:bookmarkStart w:id="26" w:name="washing-of-the-hands"/>
+    <w:bookmarkEnd w:id="24"/>
+    <w:bookmarkStart w:id="25" w:name="washing-of-the-hands"/>
     <w:p>
       <w:pPr>
         <w:pStyle w:val="Heading2"/>
@@ -2940,8 +2912,8 @@
         <w:t xml:space="preserve">moves forward to stand before the Theotokos</w:t>
       </w:r>
     </w:p>
-    <w:bookmarkEnd w:id="26"/>
-    <w:bookmarkStart w:id="27" w:name="X47a719300886e5c33c0e97daeae1e65b8508ca8"/>
+    <w:bookmarkEnd w:id="25"/>
+    <w:bookmarkStart w:id="26" w:name="X47a719300886e5c33c0e97daeae1e65b8508ca8"/>
     <w:p>
       <w:pPr>
         <w:pStyle w:val="Heading2"/>
@@ -3098,8 +3070,8 @@
         <w:t xml:space="preserve">As the first antiphon concludes, bow to the icon, and then to the Bishop</w:t>
       </w:r>
     </w:p>
-    <w:bookmarkEnd w:id="27"/>
-    <w:bookmarkStart w:id="28" w:name="the-second-antiphon"/>
+    <w:bookmarkEnd w:id="26"/>
+    <w:bookmarkStart w:id="27" w:name="the-second-antiphon"/>
     <w:p>
       <w:pPr>
         <w:pStyle w:val="Heading2"/>
@@ -3152,8 +3124,8 @@
         <w:t xml:space="preserve">The third Litany is chanted as usual.</w:t>
       </w:r>
     </w:p>
-    <w:bookmarkEnd w:id="28"/>
-    <w:bookmarkStart w:id="29" w:name="the-beginning-of-the-little-entrance"/>
+    <w:bookmarkEnd w:id="27"/>
+    <w:bookmarkStart w:id="28" w:name="the-beginning-of-the-little-entrance"/>
     <w:p>
       <w:pPr>
         <w:pStyle w:val="Heading2"/>
@@ -3620,8 +3592,8 @@
         <w:t xml:space="preserve">everyone is now facing each other with the Bishop at the center</w:t>
       </w:r>
     </w:p>
-    <w:bookmarkEnd w:id="29"/>
-    <w:bookmarkStart w:id="30" w:name="the-conclusion-of-the-little-entrance"/>
+    <w:bookmarkEnd w:id="28"/>
+    <w:bookmarkStart w:id="29" w:name="the-conclusion-of-the-little-entrance"/>
     <w:p>
       <w:pPr>
         <w:pStyle w:val="Heading2"/>
@@ -3898,8 +3870,8 @@
         <w:t xml:space="preserve">Dikiri and Trikiri</w:t>
       </w:r>
     </w:p>
-    <w:bookmarkEnd w:id="30"/>
-    <w:bookmarkStart w:id="31" w:name="X2e49296d3ebe6e04154a558d167af870e7506bb"/>
+    <w:bookmarkEnd w:id="29"/>
+    <w:bookmarkStart w:id="30" w:name="X2e49296d3ebe6e04154a558d167af870e7506bb"/>
     <w:p>
       <w:pPr>
         <w:pStyle w:val="Heading2"/>
@@ -3998,8 +3970,8 @@
         <w:t xml:space="preserve">A server takes the Dikiri, while the first deacon takes the censer.</w:t>
       </w:r>
     </w:p>
-    <w:bookmarkEnd w:id="31"/>
-    <w:bookmarkStart w:id="32" w:name="X3e90ce30e5a043d255ce9c37e6bb0da9a6e8181"/>
+    <w:bookmarkEnd w:id="30"/>
+    <w:bookmarkStart w:id="31" w:name="X3e90ce30e5a043d255ce9c37e6bb0da9a6e8181"/>
     <w:p>
       <w:pPr>
         <w:pStyle w:val="Heading2"/>
@@ -4468,8 +4440,8 @@
         <w:t xml:space="preserve">to the Bishop</w:t>
       </w:r>
     </w:p>
-    <w:bookmarkEnd w:id="32"/>
-    <w:bookmarkStart w:id="33" w:name="conclusion-of-thrice-holy"/>
+    <w:bookmarkEnd w:id="31"/>
+    <w:bookmarkStart w:id="32" w:name="conclusion-of-thrice-holy"/>
     <w:p>
       <w:pPr>
         <w:pStyle w:val="Heading2"/>
@@ -4570,8 +4542,8 @@
         <w:t xml:space="preserve">cross facing the people.</w:t>
       </w:r>
     </w:p>
-    <w:bookmarkEnd w:id="33"/>
-    <w:bookmarkStart w:id="34" w:name="lesser-censing-and-epistle-reading"/>
+    <w:bookmarkEnd w:id="32"/>
+    <w:bookmarkStart w:id="33" w:name="lesser-censing-and-epistle-reading"/>
     <w:p>
       <w:pPr>
         <w:pStyle w:val="Heading2"/>
@@ -4925,8 +4897,8 @@
         <w:t xml:space="preserve">Bishop, and gives away the censer.</w:t>
       </w:r>
     </w:p>
-    <w:bookmarkEnd w:id="34"/>
-    <w:bookmarkStart w:id="35" w:name="alleluias-and-the-gospel-book-goes-out"/>
+    <w:bookmarkEnd w:id="33"/>
+    <w:bookmarkStart w:id="34" w:name="alleluias-and-the-gospel-book-goes-out"/>
     <w:p>
       <w:pPr>
         <w:pStyle w:val="Heading2"/>
@@ -5093,8 +5065,8 @@
         <w:t xml:space="preserve">Two deacons should cross beside each other.</w:t>
       </w:r>
     </w:p>
-    <w:bookmarkEnd w:id="35"/>
-    <w:bookmarkStart w:id="36" w:name="reading-of-the-gospel"/>
+    <w:bookmarkEnd w:id="34"/>
+    <w:bookmarkStart w:id="35" w:name="reading-of-the-gospel"/>
     <w:p>
       <w:pPr>
         <w:pStyle w:val="Heading2"/>
@@ -5329,8 +5301,8 @@
         <w:t xml:space="preserve">presents Omophoron to the Bishop to kiss.</w:t>
       </w:r>
     </w:p>
-    <w:bookmarkEnd w:id="36"/>
-    <w:bookmarkStart w:id="37" w:name="gospel-is-returned-to-the-altar"/>
+    <w:bookmarkEnd w:id="35"/>
+    <w:bookmarkStart w:id="36" w:name="gospel-is-returned-to-the-altar"/>
     <w:p>
       <w:pPr>
         <w:pStyle w:val="Heading2"/>
@@ -5485,8 +5457,8 @@
         <w:t xml:space="preserve">and kisses the altar</w:t>
       </w:r>
     </w:p>
-    <w:bookmarkEnd w:id="37"/>
-    <w:bookmarkStart w:id="38" w:name="augmented-litany-begins"/>
+    <w:bookmarkEnd w:id="36"/>
+    <w:bookmarkStart w:id="37" w:name="augmented-litany-begins"/>
     <w:p>
       <w:pPr>
         <w:pStyle w:val="Heading2"/>
@@ -5521,8 +5493,8 @@
         <w:t xml:space="preserve">after the Sermon as usual</w:t>
       </w:r>
     </w:p>
-    <w:bookmarkEnd w:id="38"/>
-    <w:bookmarkStart w:id="39" w:name="X0a86f6eccd19f643567f3589c71dc197395a421"/>
+    <w:bookmarkEnd w:id="37"/>
+    <w:bookmarkStart w:id="38" w:name="X0a86f6eccd19f643567f3589c71dc197395a421"/>
     <w:p>
       <w:pPr>
         <w:pStyle w:val="Heading2"/>
@@ -6133,8 +6105,8 @@
         <w:t xml:space="preserve">and the people.</w:t>
       </w:r>
     </w:p>
-    <w:bookmarkEnd w:id="39"/>
-    <w:bookmarkStart w:id="40" w:name="clergy-kissing-the-bishops-shoulder"/>
+    <w:bookmarkEnd w:id="38"/>
+    <w:bookmarkStart w:id="39" w:name="clergy-kissing-the-bishops-shoulder"/>
     <w:p>
       <w:pPr>
         <w:pStyle w:val="Heading2"/>
@@ -6183,8 +6155,8 @@
         <w:t xml:space="preserve">shoulder.</w:t>
       </w:r>
     </w:p>
-    <w:bookmarkEnd w:id="40"/>
-    <w:bookmarkStart w:id="41" w:name="the-bishop-makes-his-commemorations"/>
+    <w:bookmarkEnd w:id="39"/>
+    <w:bookmarkStart w:id="40" w:name="the-bishop-makes-his-commemorations"/>
     <w:p>
       <w:pPr>
         <w:pStyle w:val="Heading2"/>
@@ -6255,8 +6227,8 @@
         <w:t xml:space="preserve">complete the Proskomedia with the Bishop.</w:t>
       </w:r>
     </w:p>
-    <w:bookmarkEnd w:id="41"/>
-    <w:bookmarkStart w:id="45" w:name="X522bcda74686242fb49172324eb7ed4b78a907a"/>
+    <w:bookmarkEnd w:id="40"/>
+    <w:bookmarkStart w:id="44" w:name="X522bcda74686242fb49172324eb7ed4b78a907a"/>
     <w:p>
       <w:pPr>
         <w:pStyle w:val="Heading2"/>
@@ -6294,18 +6266,18 @@
           <wp:inline>
             <wp:extent cx="5334000" cy="3000375"/>
             <wp:effectExtent b="0" l="0" r="0" t="0"/>
-            <wp:docPr descr="The Great Entrance — positions" title="" id="43" name="Picture"/>
+            <wp:docPr descr="The Great Entrance — positions" title="" id="42" name="Picture"/>
             <a:graphic>
               <a:graphicData uri="http://schemas.openxmlformats.org/drawingml/2006/picture">
                 <pic:pic>
                   <pic:nvPicPr>
-                    <pic:cNvPr descr="../art/great_entrance_plan.png" id="44" name="Picture"/>
+                    <pic:cNvPr descr="../art/great_entrance_plan.png" id="43" name="Picture"/>
                     <pic:cNvPicPr>
                       <a:picLocks noChangeArrowheads="1" noChangeAspect="1"/>
                     </pic:cNvPicPr>
                   </pic:nvPicPr>
                   <pic:blipFill>
-                    <a:blip r:embed="rId42"/>
+                    <a:blip r:embed="rId41"/>
                     <a:stretch>
                       <a:fillRect/>
                     </a:stretch>
@@ -7072,8 +7044,8 @@
         <w:t xml:space="preserve">outside the sanctuary during the Great Entrance.</w:t>
       </w:r>
     </w:p>
-    <w:bookmarkEnd w:id="45"/>
-    <w:bookmarkStart w:id="46" w:name="conclusion-of-the-great-entrance"/>
+    <w:bookmarkEnd w:id="44"/>
+    <w:bookmarkStart w:id="45" w:name="conclusion-of-the-great-entrance"/>
     <w:p>
       <w:pPr>
         <w:pStyle w:val="Heading2"/>
@@ -7212,8 +7184,8 @@
         <w:t xml:space="preserve">Altar.</w:t>
       </w:r>
     </w:p>
-    <w:bookmarkEnd w:id="46"/>
-    <w:bookmarkStart w:id="47" w:name="litany-of-supplication-and-the-creed"/>
+    <w:bookmarkEnd w:id="45"/>
+    <w:bookmarkStart w:id="46" w:name="litany-of-supplication-and-the-creed"/>
     <w:p>
       <w:pPr>
         <w:pStyle w:val="Heading2"/>
@@ -7256,8 +7228,8 @@
         <w:t xml:space="preserve">the normal rubrics.</w:t>
       </w:r>
     </w:p>
-    <w:bookmarkEnd w:id="47"/>
-    <w:bookmarkStart w:id="48" w:name="the-anaphora-part-1"/>
+    <w:bookmarkEnd w:id="46"/>
+    <w:bookmarkStart w:id="47" w:name="the-anaphora-part-1"/>
     <w:p>
       <w:pPr>
         <w:pStyle w:val="Heading2"/>
@@ -7506,8 +7478,8 @@
         <w:t xml:space="preserve">the altar and hold the star as usual.</w:t>
       </w:r>
     </w:p>
-    <w:bookmarkEnd w:id="48"/>
-    <w:bookmarkStart w:id="49" w:name="the-anaphora-part-2"/>
+    <w:bookmarkEnd w:id="47"/>
+    <w:bookmarkStart w:id="48" w:name="the-anaphora-part-2"/>
     <w:p>
       <w:pPr>
         <w:pStyle w:val="Heading2"/>
@@ -7550,8 +7522,8 @@
         <w:t xml:space="preserve">the first deacon raising the chalice.</w:t>
       </w:r>
     </w:p>
-    <w:bookmarkEnd w:id="49"/>
-    <w:bookmarkStart w:id="50" w:name="the-anaphora-part-3"/>
+    <w:bookmarkEnd w:id="48"/>
+    <w:bookmarkStart w:id="49" w:name="the-anaphora-part-3"/>
     <w:p>
       <w:pPr>
         <w:pStyle w:val="Heading2"/>
@@ -7727,8 +7699,8 @@
         <w:t xml:space="preserve">(all said by the first deacon pg 134)</w:t>
       </w:r>
     </w:p>
-    <w:bookmarkEnd w:id="50"/>
-    <w:bookmarkStart w:id="51" w:name="the-anaphora-part-4"/>
+    <w:bookmarkEnd w:id="49"/>
+    <w:bookmarkStart w:id="50" w:name="the-anaphora-part-4"/>
     <w:p>
       <w:pPr>
         <w:pStyle w:val="Heading2"/>
@@ -8741,8 +8713,8 @@
         <w:t xml:space="preserve">Lords Prayer in the usual fashion (pgs 140-143)</w:t>
       </w:r>
     </w:p>
-    <w:bookmarkEnd w:id="51"/>
-    <w:bookmarkStart w:id="52" w:name="after-communion"/>
+    <w:bookmarkEnd w:id="50"/>
+    <w:bookmarkStart w:id="51" w:name="after-communion"/>
     <w:p>
       <w:pPr>
         <w:pStyle w:val="Heading2"/>
@@ -8819,8 +8791,8 @@
         <w:t xml:space="preserve">have received communion.</w:t>
       </w:r>
     </w:p>
-    <w:bookmarkEnd w:id="52"/>
-    <w:bookmarkStart w:id="53" w:name="litany-of-thanksgiving"/>
+    <w:bookmarkEnd w:id="51"/>
+    <w:bookmarkStart w:id="52" w:name="litany-of-thanksgiving"/>
     <w:p>
       <w:pPr>
         <w:pStyle w:val="Heading2"/>
@@ -8849,8 +8821,8 @@
         <w:t xml:space="preserve">Litany of Thanksgiving</w:t>
       </w:r>
     </w:p>
-    <w:bookmarkEnd w:id="53"/>
-    <w:bookmarkStart w:id="54" w:name="final-blessing-and-many-years"/>
+    <w:bookmarkEnd w:id="52"/>
+    <w:bookmarkStart w:id="53" w:name="final-blessing-and-many-years"/>
     <w:p>
       <w:pPr>
         <w:pStyle w:val="Heading2"/>
@@ -8879,8 +8851,8 @@
         <w:t xml:space="preserve">Final blessing and Many Years</w:t>
       </w:r>
     </w:p>
-    <w:bookmarkEnd w:id="54"/>
-    <w:bookmarkStart w:id="55" w:name="conclusion"/>
+    <w:bookmarkEnd w:id="53"/>
+    <w:bookmarkStart w:id="54" w:name="conclusion"/>
     <w:p>
       <w:pPr>
         <w:pStyle w:val="Heading2"/>
@@ -8909,8 +8881,500 @@
         <w:t xml:space="preserve">Conclusion</w:t>
       </w:r>
     </w:p>
+    <w:bookmarkEnd w:id="54"/>
+    <w:bookmarkStart w:id="55" w:name="glossary"/>
+    <w:p>
+      <w:pPr>
+        <w:pStyle w:val="Heading2"/>
+      </w:pPr>
+      <w:r>
+        <w:t xml:space="preserve">Glossary</w:t>
+      </w:r>
+    </w:p>
+    <w:p>
+      <w:pPr>
+        <w:pStyle w:val="FirstParagraph"/>
+      </w:pPr>
+      <w:r>
+        <w:rPr>
+          <w:i/>
+          <w:iCs/>
+        </w:rPr>
+        <w:t xml:space="preserve">Appendix A</w:t>
+      </w:r>
+    </w:p>
+    <w:p>
+      <w:pPr>
+        <w:pStyle w:val="BodyText"/>
+      </w:pPr>
+      <w:r>
+        <w:rPr>
+          <w:b/>
+          <w:bCs/>
+        </w:rPr>
+        <w:t xml:space="preserve">Dikirion</w:t>
+      </w:r>
+      <w:r>
+        <w:t xml:space="preserve"> </w:t>
+      </w:r>
+      <w:r>
+        <w:t xml:space="preserve">— the two-branched candlestick, signifying the two</w:t>
+      </w:r>
+      <w:r>
+        <w:t xml:space="preserve"> </w:t>
+      </w:r>
+      <w:r>
+        <w:t xml:space="preserve">natures of Christ.</w:t>
+      </w:r>
+      <w:r>
+        <w:t xml:space="preserve"> </w:t>
+      </w:r>
+      <w:r>
+        <w:rPr>
+          <w:b/>
+          <w:bCs/>
+        </w:rPr>
+        <w:t xml:space="preserve">Trikirion</w:t>
+      </w:r>
+      <w:r>
+        <w:t xml:space="preserve"> </w:t>
+      </w:r>
+      <w:r>
+        <w:t xml:space="preserve">— the three-branched candlestick,</w:t>
+      </w:r>
+      <w:r>
+        <w:t xml:space="preserve"> </w:t>
+      </w:r>
+      <w:r>
+        <w:t xml:space="preserve">signifying the Trinity.</w:t>
+      </w:r>
+    </w:p>
+    <w:p>
+      <w:pPr>
+        <w:pStyle w:val="BodyText"/>
+      </w:pPr>
+      <w:r>
+        <w:rPr>
+          <w:b/>
+          <w:bCs/>
+        </w:rPr>
+        <w:t xml:space="preserve">Zhezl</w:t>
+      </w:r>
+      <w:r>
+        <w:t xml:space="preserve"> </w:t>
+      </w:r>
+      <w:r>
+        <w:t xml:space="preserve">— the bishop’s staff. Written</w:t>
+      </w:r>
+      <w:r>
+        <w:t xml:space="preserve"> </w:t>
+      </w:r>
+      <w:r>
+        <w:rPr>
+          <w:i/>
+          <w:iCs/>
+        </w:rPr>
+        <w:t xml:space="preserve">jezel</w:t>
+      </w:r>
+      <w:r>
+        <w:t xml:space="preserve"> </w:t>
+      </w:r>
+      <w:r>
+        <w:t xml:space="preserve">in some of the</w:t>
+      </w:r>
+      <w:r>
+        <w:t xml:space="preserve"> </w:t>
+      </w:r>
+      <w:r>
+        <w:t xml:space="preserve">notes; the same object is called simply</w:t>
+      </w:r>
+      <w:r>
+        <w:t xml:space="preserve"> </w:t>
+      </w:r>
+      <w:r>
+        <w:t xml:space="preserve">“the staff”</w:t>
+      </w:r>
+      <w:r>
+        <w:t xml:space="preserve"> </w:t>
+      </w:r>
+      <w:r>
+        <w:t xml:space="preserve">elsewhere, and</w:t>
+      </w:r>
+      <w:r>
+        <w:t xml:space="preserve"> </w:t>
+      </w:r>
+      <w:r>
+        <w:t xml:space="preserve">one spelling should win before this is published.</w:t>
+      </w:r>
+    </w:p>
+    <w:p>
+      <w:pPr>
+        <w:pStyle w:val="BodyText"/>
+      </w:pPr>
+      <w:r>
+        <w:rPr>
+          <w:b/>
+          <w:bCs/>
+        </w:rPr>
+        <w:t xml:space="preserve">Orlets</w:t>
+      </w:r>
+      <w:r>
+        <w:t xml:space="preserve"> </w:t>
+      </w:r>
+      <w:r>
+        <w:t xml:space="preserve">— the eagle rug the bishop stands on.</w:t>
+      </w:r>
+    </w:p>
     <w:bookmarkEnd w:id="55"/>
+    <w:bookmarkStart w:id="56" w:name="assigning-the-roles"/>
+    <w:p>
+      <w:pPr>
+        <w:pStyle w:val="Heading2"/>
+      </w:pPr>
+      <w:r>
+        <w:t xml:space="preserve">Assigning The Roles</w:t>
+      </w:r>
+    </w:p>
+    <w:p>
+      <w:pPr>
+        <w:pStyle w:val="FirstParagraph"/>
+      </w:pPr>
+      <w:r>
+        <w:rPr>
+          <w:i/>
+          <w:iCs/>
+        </w:rPr>
+        <w:t xml:space="preserve">Appendix B</w:t>
+      </w:r>
+    </w:p>
+    <w:p>
+      <w:pPr>
+        <w:pStyle w:val="BodyText"/>
+      </w:pPr>
+      <w:r>
+        <w:t xml:space="preserve">The rubrics above call on subdeacons throughout. You may have to</w:t>
+      </w:r>
+      <w:r>
+        <w:t xml:space="preserve"> </w:t>
+      </w:r>
+      <w:r>
+        <w:t xml:space="preserve">appoint one or even two subdeacons choosing adult, experienced</w:t>
+      </w:r>
+      <w:r>
+        <w:t xml:space="preserve"> </w:t>
+      </w:r>
+      <w:r>
+        <w:t xml:space="preserve">altar servers for the role. They should be vested and know the</w:t>
+      </w:r>
+      <w:r>
+        <w:t xml:space="preserve"> </w:t>
+      </w:r>
+      <w:r>
+        <w:t xml:space="preserve">whole sequence beforehand — this is not a role to hand to someone</w:t>
+      </w:r>
+      <w:r>
+        <w:t xml:space="preserve"> </w:t>
+      </w:r>
+      <w:r>
+        <w:t xml:space="preserve">on the day. Another option is to have deacons act as subdeacons.</w:t>
+      </w:r>
+    </w:p>
+    <w:p>
+      <w:pPr>
+        <w:pStyle w:val="BodyText"/>
+      </w:pPr>
+      <w:r>
+        <w:t xml:space="preserve">Another important role, is the altar server who will bring out the</w:t>
+      </w:r>
+      <w:r>
+        <w:t xml:space="preserve"> </w:t>
+      </w:r>
+      <w:r>
+        <w:t xml:space="preserve">bowl, pitcher and towel for the washing of the Bishops hands.</w:t>
+      </w:r>
+      <w:r>
+        <w:t xml:space="preserve"> </w:t>
+      </w:r>
+      <w:r>
+        <w:t xml:space="preserve">Usually this is a junior server who will be greatly encouraged by</w:t>
+      </w:r>
+      <w:r>
+        <w:t xml:space="preserve"> </w:t>
+      </w:r>
+      <w:r>
+        <w:t xml:space="preserve">playing this important role.</w:t>
+      </w:r>
+    </w:p>
+    <w:p>
+      <w:pPr>
+        <w:pStyle w:val="BodyText"/>
+      </w:pPr>
+      <w:r>
+        <w:t xml:space="preserve">Having two more adult servers who will keep an eye on things on</w:t>
+      </w:r>
+      <w:r>
+        <w:t xml:space="preserve"> </w:t>
+      </w:r>
+      <w:r>
+        <w:t xml:space="preserve">the north and south sides of the altar is a good idea. They should</w:t>
+      </w:r>
+      <w:r>
+        <w:t xml:space="preserve"> </w:t>
+      </w:r>
+      <w:r>
+        <w:t xml:space="preserve">watch the subdeacons for direction, and can be a great help in</w:t>
+      </w:r>
+      <w:r>
+        <w:t xml:space="preserve"> </w:t>
+      </w:r>
+      <w:r>
+        <w:t xml:space="preserve">keeping things running smoothly by paying attention.</w:t>
+      </w:r>
+    </w:p>
+    <w:p>
+      <w:pPr>
+        <w:pStyle w:val="BodyText"/>
+      </w:pPr>
+      <w:r>
+        <w:t xml:space="preserve">Additional altar servers can carry lamps in the entrances, and should</w:t>
+      </w:r>
+      <w:r>
+        <w:t xml:space="preserve"> </w:t>
+      </w:r>
+      <w:r>
+        <w:t xml:space="preserve">behind the other clergy and servers. See the little and great entrances</w:t>
+      </w:r>
+      <w:r>
+        <w:t xml:space="preserve"> </w:t>
+      </w:r>
+      <w:r>
+        <w:t xml:space="preserve">for details. Also try to line the servers up symmetrically if possible:</w:t>
+      </w:r>
+      <w:r>
+        <w:t xml:space="preserve"> </w:t>
+      </w:r>
+      <w:r>
+        <w:t xml:space="preserve">for example if you have two smaller boys carrying lamps and one larger boy,</w:t>
+      </w:r>
+      <w:r>
+        <w:t xml:space="preserve"> </w:t>
+      </w:r>
+      <w:r>
+        <w:t xml:space="preserve">the larger boy should be in the middle.</w:t>
+      </w:r>
+    </w:p>
     <w:bookmarkEnd w:id="56"/>
+    <w:bookmarkStart w:id="57" w:name="the-role-of-altar-servers"/>
+    <w:p>
+      <w:pPr>
+        <w:pStyle w:val="Heading2"/>
+      </w:pPr>
+      <w:r>
+        <w:t xml:space="preserve">The role of Altar servers</w:t>
+      </w:r>
+    </w:p>
+    <w:p>
+      <w:pPr>
+        <w:pStyle w:val="FirstParagraph"/>
+      </w:pPr>
+      <w:r>
+        <w:rPr>
+          <w:i/>
+          <w:iCs/>
+        </w:rPr>
+        <w:t xml:space="preserve">Appendix C</w:t>
+      </w:r>
+    </w:p>
+    <w:p>
+      <w:pPr>
+        <w:pStyle w:val="BodyText"/>
+      </w:pPr>
+      <w:r>
+        <w:t xml:space="preserve">The following analogy may be useful in helping younger boys to stay focused</w:t>
+      </w:r>
+      <w:r>
+        <w:t xml:space="preserve"> </w:t>
+      </w:r>
+      <w:r>
+        <w:t xml:space="preserve">and on task:</w:t>
+      </w:r>
+    </w:p>
+    <w:p>
+      <w:pPr>
+        <w:pStyle w:val="BodyText"/>
+      </w:pPr>
+      <w:r>
+        <w:t xml:space="preserve">Christians, and especially Orthodox Christians are like God’s special forces.</w:t>
+      </w:r>
+      <w:r>
+        <w:t xml:space="preserve"> </w:t>
+      </w:r>
+      <w:r>
+        <w:t xml:space="preserve">We are in the world taking back territory that has been stolen by the evil</w:t>
+      </w:r>
+      <w:r>
+        <w:t xml:space="preserve"> </w:t>
+      </w:r>
+      <w:r>
+        <w:t xml:space="preserve">one.</w:t>
+      </w:r>
+    </w:p>
+    <w:p>
+      <w:pPr>
+        <w:pStyle w:val="BodyText"/>
+      </w:pPr>
+      <w:r>
+        <w:t xml:space="preserve">The temple in which we meet is like a protected forward fort in enemy territory.</w:t>
+      </w:r>
+      <w:r>
+        <w:t xml:space="preserve"> </w:t>
+      </w:r>
+      <w:r>
+        <w:t xml:space="preserve">When we are in the temple, we are in a safe place, with more protection from</w:t>
+      </w:r>
+      <w:r>
+        <w:t xml:space="preserve"> </w:t>
+      </w:r>
+      <w:r>
+        <w:t xml:space="preserve">evil than in the outside world. We come to the temple to be healed from our</w:t>
+      </w:r>
+      <w:r>
+        <w:t xml:space="preserve"> </w:t>
+      </w:r>
+      <w:r>
+        <w:t xml:space="preserve">wounds, to rest, and to be trained for the next battle.</w:t>
+      </w:r>
+    </w:p>
+    <w:p>
+      <w:pPr>
+        <w:pStyle w:val="BodyText"/>
+      </w:pPr>
+      <w:r>
+        <w:t xml:space="preserve">But at any fort you will always have guards, and that is precisely what the</w:t>
+      </w:r>
+      <w:r>
+        <w:t xml:space="preserve"> </w:t>
+      </w:r>
+      <w:r>
+        <w:t xml:space="preserve">altar servers are. And the more alert and focused the servers on their duty</w:t>
+      </w:r>
+      <w:r>
+        <w:t xml:space="preserve"> </w:t>
+      </w:r>
+      <w:r>
+        <w:t xml:space="preserve">no matter how small it may seem, the harder time the enemy will have in attacking</w:t>
+      </w:r>
+      <w:r>
+        <w:t xml:space="preserve"> </w:t>
+      </w:r>
+      <w:r>
+        <w:t xml:space="preserve">our fort.</w:t>
+      </w:r>
+    </w:p>
+    <w:bookmarkEnd w:id="57"/>
+    <w:bookmarkStart w:id="58" w:name="X5aee2e88d629e526295b2657da9d1aa444f00b7"/>
+    <w:p>
+      <w:pPr>
+        <w:pStyle w:val="Heading2"/>
+      </w:pPr>
+      <w:r>
+        <w:t xml:space="preserve">Serving with More or Less than Two Deacons</w:t>
+      </w:r>
+    </w:p>
+    <w:p>
+      <w:pPr>
+        <w:pStyle w:val="FirstParagraph"/>
+      </w:pPr>
+      <w:r>
+        <w:rPr>
+          <w:i/>
+          <w:iCs/>
+        </w:rPr>
+        <w:t xml:space="preserve">Appendix D</w:t>
+      </w:r>
+    </w:p>
+    <w:p>
+      <w:pPr>
+        <w:pStyle w:val="BodyText"/>
+      </w:pPr>
+      <w:r>
+        <w:t xml:space="preserve">The rubrics throughout assume two deacons, which is the normal case</w:t>
+      </w:r>
+      <w:r>
+        <w:t xml:space="preserve"> </w:t>
+      </w:r>
+      <w:r>
+        <w:t xml:space="preserve">at a hierarchical liturgy. Where fewer are available the duties do</w:t>
+      </w:r>
+      <w:r>
+        <w:t xml:space="preserve"> </w:t>
+      </w:r>
+      <w:r>
+        <w:t xml:space="preserve">not disappear; they are reassigned.</w:t>
+      </w:r>
+    </w:p>
+    <w:p>
+      <w:pPr>
+        <w:pStyle w:val="BodyText"/>
+      </w:pPr>
+      <w:r>
+        <w:t xml:space="preserve">With one deacon, he takes the first deacon’s part throughout, and</w:t>
+      </w:r>
+      <w:r>
+        <w:t xml:space="preserve"> </w:t>
+      </w:r>
+      <w:r>
+        <w:t xml:space="preserve">the litanies that would alternate fall to him.</w:t>
+      </w:r>
+    </w:p>
+    <w:p>
+      <w:pPr>
+        <w:pStyle w:val="BodyText"/>
+      </w:pPr>
+      <w:r>
+        <w:t xml:space="preserve">Where there are no subdeacons, two senior altar servers should be</w:t>
+      </w:r>
+      <w:r>
+        <w:t xml:space="preserve"> </w:t>
+      </w:r>
+      <w:r>
+        <w:t xml:space="preserve">appointed to their duties, though they do not vest as subdeacons</w:t>
+      </w:r>
+      <w:r>
+        <w:t xml:space="preserve"> </w:t>
+      </w:r>
+      <w:r>
+        <w:t xml:space="preserve">and do not handle the dikirion and trikirion at the blessing.</w:t>
+      </w:r>
+    </w:p>
+    <w:p>
+      <w:pPr>
+        <w:pStyle w:val="BodyText"/>
+      </w:pPr>
+      <w:r>
+        <w:t xml:space="preserve">Where there are more than two deacons, the third and fourth deacons have</w:t>
+      </w:r>
+      <w:r>
+        <w:t xml:space="preserve"> </w:t>
+      </w:r>
+      <w:r>
+        <w:t xml:space="preserve">take some of the roles of the second deacon as well.</w:t>
+      </w:r>
+    </w:p>
+    <w:p>
+      <w:pPr>
+        <w:pStyle w:val="BodyText"/>
+      </w:pPr>
+      <w:r>
+        <w:rPr>
+          <w:i/>
+          <w:iCs/>
+        </w:rPr>
+        <w:t xml:space="preserve">TBD: the excellent pocket sized deacons role chart here.</w:t>
+      </w:r>
+    </w:p>
+    <w:bookmarkEnd w:id="58"/>
+    <w:bookmarkEnd w:id="59"/>
     <w:sectPr>
       <w:footnotePr>
         <w:numRestart w:val="eachSect"/>

--- a/docs/rubric.docx
+++ b/docs/rubric.docx
@@ -2,7 +2,7 @@
 <file path=word/document.xml><?xml version="1.0" encoding="utf-8"?>
 <w:document xmlns:w="http://schemas.openxmlformats.org/wordprocessingml/2006/main" xmlns:m="http://schemas.openxmlformats.org/officeDocument/2006/math" xmlns:r="http://schemas.openxmlformats.org/officeDocument/2006/relationships" xmlns:o="urn:schemas-microsoft-com:office:office" xmlns:v="urn:schemas-microsoft-com:vml" xmlns:w10="urn:schemas-microsoft-com:office:word" xmlns:a="http://schemas.openxmlformats.org/drawingml/2006/main" xmlns:pic="http://schemas.openxmlformats.org/drawingml/2006/picture" xmlns:wp="http://schemas.openxmlformats.org/drawingml/2006/wordprocessingDrawing">
   <w:body>
-    <w:bookmarkStart w:id="59" w:name="Xff0d1af36d128fe5e5841074e6968ba97ba9259"/>
+    <w:bookmarkStart w:id="62" w:name="Xff0d1af36d128fe5e5841074e6968ba97ba9259"/>
     <w:p>
       <w:pPr>
         <w:pStyle w:val="Heading1"/>
@@ -150,7 +150,7 @@
         <w:pStyle w:val="BodyText"/>
       </w:pPr>
       <w:r>
-        <w:t xml:space="preserve">There are also useful appendixes at the end of the document (see the</w:t>
+        <w:t xml:space="preserve">There are also useful appendices at the end of the document (see the</w:t>
       </w:r>
       <w:r>
         <w:t xml:space="preserve"> </w:t>
@@ -217,7 +217,7 @@
         <w:rPr>
           <w:rStyle w:val="VerbatimChar"/>
         </w:rPr>
-        <w:t xml:space="preserve">generated 25 Aug 2026, 14:30 · bb8f6c9</w:t>
+        <w:t xml:space="preserve">generated 26 Aug 2026, 16:35 · 556368e</w:t>
       </w:r>
     </w:p>
     <w:p>
@@ -662,13 +662,13 @@
         <w:t xml:space="preserve"> </w:t>
       </w:r>
       <w:r>
-        <w:t xml:space="preserve">B. Assigning The Roles</w:t>
-      </w:r>
-      <w:r>
-        <w:t xml:space="preserve"> </w:t>
-      </w:r>
-      <w:r>
-        <w:t xml:space="preserve">C. The role of Altar servers</w:t>
+        <w:t xml:space="preserve">B. Assigning Subdeacons and Altar Servers</w:t>
+      </w:r>
+      <w:r>
+        <w:t xml:space="preserve"> </w:t>
+      </w:r>
+      <w:r>
+        <w:t xml:space="preserve">C. A Note on the Spiritual role of Altar Servers</w:t>
       </w:r>
       <w:r>
         <w:t xml:space="preserve"> </w:t>
@@ -926,7 +926,7 @@
         <w:pStyle w:val="BodyText"/>
       </w:pPr>
       <w:r>
-        <w:t xml:space="preserve">Subdeacons place the Mantiya</w:t>
+        <w:t xml:space="preserve">place the Mantiya</w:t>
       </w:r>
     </w:p>
     <w:p>
@@ -9026,13 +9026,13 @@
       </w:r>
     </w:p>
     <w:bookmarkEnd w:id="55"/>
-    <w:bookmarkStart w:id="56" w:name="assigning-the-roles"/>
+    <w:bookmarkStart w:id="56" w:name="assigning-subdeacons-and-altar-servers"/>
     <w:p>
       <w:pPr>
         <w:pStyle w:val="Heading2"/>
       </w:pPr>
       <w:r>
-        <w:t xml:space="preserve">Assigning The Roles</w:t>
+        <w:t xml:space="preserve">Assigning Subdeacons and Altar Servers</w:t>
       </w:r>
     </w:p>
     <w:p>
@@ -9084,6 +9084,32 @@
         <w:pStyle w:val="BodyText"/>
       </w:pPr>
       <w:r>
+        <w:t xml:space="preserve">Where there are no subdeacons, the two senior altar servers,</w:t>
+      </w:r>
+      <w:r>
+        <w:t xml:space="preserve"> </w:t>
+      </w:r>
+      <w:r>
+        <w:t xml:space="preserve">unless blessed to do so</w:t>
+      </w:r>
+      <w:r>
+        <w:t xml:space="preserve"> </w:t>
+      </w:r>
+      <w:r>
+        <w:t xml:space="preserve">do not vest as subdeacons</w:t>
+      </w:r>
+      <w:r>
+        <w:t xml:space="preserve"> </w:t>
+      </w:r>
+      <w:r>
+        <w:t xml:space="preserve">and do not handle the dikirion and trikirion at the blessing.</w:t>
+      </w:r>
+    </w:p>
+    <w:p>
+      <w:pPr>
+        <w:pStyle w:val="BodyText"/>
+      </w:pPr>
+      <w:r>
         <w:t xml:space="preserve">Another important role, is the altar server who will bring out the</w:t>
       </w:r>
       <w:r>
@@ -9110,7 +9136,13 @@
         <w:pStyle w:val="BodyText"/>
       </w:pPr>
       <w:r>
-        <w:t xml:space="preserve">Having two more adult servers who will keep an eye on things on</w:t>
+        <w:t xml:space="preserve">Optimally you will have at least two more adult servers who will carry</w:t>
+      </w:r>
+      <w:r>
+        <w:t xml:space="preserve"> </w:t>
+      </w:r>
+      <w:r>
+        <w:t xml:space="preserve">the fans, and who will keep an eye on things on</w:t>
       </w:r>
       <w:r>
         <w:t xml:space="preserve"> </w:t>
@@ -9164,13 +9196,13 @@
       </w:r>
     </w:p>
     <w:bookmarkEnd w:id="56"/>
-    <w:bookmarkStart w:id="57" w:name="the-role-of-altar-servers"/>
+    <w:bookmarkStart w:id="57" w:name="X02d85d90e144432385f01c7248d9422a4b17dd7"/>
     <w:p>
       <w:pPr>
         <w:pStyle w:val="Heading2"/>
       </w:pPr>
       <w:r>
-        <w:t xml:space="preserve">The role of Altar servers</w:t>
+        <w:t xml:space="preserve">A Note on the Spiritual role of Altar Servers</w:t>
       </w:r>
     </w:p>
     <w:p>
@@ -9272,7 +9304,7 @@
       </w:r>
     </w:p>
     <w:bookmarkEnd w:id="57"/>
-    <w:bookmarkStart w:id="58" w:name="X5aee2e88d629e526295b2657da9d1aa444f00b7"/>
+    <w:bookmarkStart w:id="61" w:name="X5aee2e88d629e526295b2657da9d1aa444f00b7"/>
     <w:p>
       <w:pPr>
         <w:pStyle w:val="Heading2"/>
@@ -9298,7 +9330,7 @@
         <w:pStyle w:val="BodyText"/>
       </w:pPr>
       <w:r>
-        <w:t xml:space="preserve">The rubrics throughout assume two deacons, which is the normal case</w:t>
+        <w:t xml:space="preserve">The rubrics and vidoe above have assumed two deacons, which is the normal case</w:t>
       </w:r>
       <w:r>
         <w:t xml:space="preserve"> </w:t>
@@ -9318,47 +9350,13 @@
         <w:pStyle w:val="BodyText"/>
       </w:pPr>
       <w:r>
-        <w:t xml:space="preserve">With one deacon, he takes the first deacon’s part throughout, and</w:t>
+        <w:t xml:space="preserve">With one deacon, he takes the first and second deacon’s part throughout, and</w:t>
       </w:r>
       <w:r>
         <w:t xml:space="preserve"> </w:t>
       </w:r>
       <w:r>
         <w:t xml:space="preserve">the litanies that would alternate fall to him.</w:t>
-      </w:r>
-    </w:p>
-    <w:p>
-      <w:pPr>
-        <w:pStyle w:val="BodyText"/>
-      </w:pPr>
-      <w:r>
-        <w:t xml:space="preserve">Where there are no subdeacons, two senior altar servers should be</w:t>
-      </w:r>
-      <w:r>
-        <w:t xml:space="preserve"> </w:t>
-      </w:r>
-      <w:r>
-        <w:t xml:space="preserve">appointed to their duties, though they do not vest as subdeacons</w:t>
-      </w:r>
-      <w:r>
-        <w:t xml:space="preserve"> </w:t>
-      </w:r>
-      <w:r>
-        <w:t xml:space="preserve">and do not handle the dikirion and trikirion at the blessing.</w:t>
-      </w:r>
-    </w:p>
-    <w:p>
-      <w:pPr>
-        <w:pStyle w:val="BodyText"/>
-      </w:pPr>
-      <w:r>
-        <w:t xml:space="preserve">Where there are more than two deacons, the third and fourth deacons have</w:t>
-      </w:r>
-      <w:r>
-        <w:t xml:space="preserve"> </w:t>
-      </w:r>
-      <w:r>
-        <w:t xml:space="preserve">take some of the roles of the second deacon as well.</w:t>
       </w:r>
     </w:p>
     <w:p>
@@ -9370,11 +9368,207 @@
           <w:i/>
           <w:iCs/>
         </w:rPr>
-        <w:t xml:space="preserve">TBD: the excellent pocket sized deacons role chart here.</w:t>
-      </w:r>
-    </w:p>
-    <w:bookmarkEnd w:id="58"/>
-    <w:bookmarkEnd w:id="59"/>
+        <w:t xml:space="preserve">Consult the Bishop or your</w:t>
+      </w:r>
+      <w:r>
+        <w:t xml:space="preserve"> </w:t>
+      </w:r>
+      <w:r>
+        <w:rPr>
+          <w:i/>
+          <w:iCs/>
+        </w:rPr>
+        <w:t xml:space="preserve">Dean to determine how to handle the</w:t>
+      </w:r>
+      <w:r>
+        <w:rPr>
+          <w:i/>
+          <w:iCs/>
+        </w:rPr>
+        <w:t xml:space="preserve"> </w:t>
+      </w:r>
+      <w:r>
+        <w:rPr>
+          <w:i/>
+          <w:iCs/>
+        </w:rPr>
+        <w:t xml:space="preserve">“washing of the hands”</w:t>
+      </w:r>
+      <w:r>
+        <w:rPr>
+          <w:i/>
+          <w:iCs/>
+        </w:rPr>
+        <w:t xml:space="preserve">, and censing</w:t>
+      </w:r>
+      <w:r>
+        <w:t xml:space="preserve"> </w:t>
+      </w:r>
+      <w:r>
+        <w:rPr>
+          <w:i/>
+          <w:iCs/>
+        </w:rPr>
+        <w:t xml:space="preserve">during the Cherubic Hymn, which are normally done simulatenously with the</w:t>
+      </w:r>
+      <w:r>
+        <w:rPr>
+          <w:i/>
+          <w:iCs/>
+        </w:rPr>
+        <w:t xml:space="preserve"> </w:t>
+      </w:r>
+      <w:r>
+        <w:rPr>
+          <w:i/>
+          <w:iCs/>
+        </w:rPr>
+        <w:t xml:space="preserve">second Deacon</w:t>
+      </w:r>
+    </w:p>
+    <w:p>
+      <w:pPr>
+        <w:pStyle w:val="BodyText"/>
+      </w:pPr>
+      <w:r>
+        <w:t xml:space="preserve">Where there are more than two deacons, the third and fourth deacons are given</w:t>
+      </w:r>
+      <w:r>
+        <w:t xml:space="preserve"> </w:t>
+      </w:r>
+      <w:r>
+        <w:t xml:space="preserve">some of the roles of the second deacon, and subdeacons as well.</w:t>
+      </w:r>
+    </w:p>
+    <w:p>
+      <w:pPr>
+        <w:pStyle w:val="BodyText"/>
+      </w:pPr>
+      <w:r>
+        <w:t xml:space="preserve">The following chart shows the typical roles for 2-8 Deacons serving at a</w:t>
+      </w:r>
+      <w:r>
+        <w:t xml:space="preserve"> </w:t>
+      </w:r>
+      <w:r>
+        <w:t xml:space="preserve">liturgy. Read across for each liturgical action, and stop at the column</w:t>
+      </w:r>
+      <w:r>
+        <w:t xml:space="preserve"> </w:t>
+      </w:r>
+      <w:r>
+        <w:t xml:space="preserve">for the number of deacons serving. That will determine which deacon(s)</w:t>
+      </w:r>
+      <w:r>
+        <w:t xml:space="preserve"> </w:t>
+      </w:r>
+      <w:r>
+        <w:t xml:space="preserve">perform that role.</w:t>
+      </w:r>
+    </w:p>
+    <w:p>
+      <w:pPr>
+        <w:pStyle w:val="BodyText"/>
+      </w:pPr>
+      <w:r>
+        <w:rPr>
+          <w:i/>
+          <w:iCs/>
+        </w:rPr>
+        <w:t xml:space="preserve">Note: If there are less than 4 deacons, the Trikiri and Dikiri are carried</w:t>
+      </w:r>
+      <w:r>
+        <w:rPr>
+          <w:i/>
+          <w:iCs/>
+        </w:rPr>
+        <w:t xml:space="preserve"> </w:t>
+      </w:r>
+      <w:r>
+        <w:rPr>
+          <w:i/>
+          <w:iCs/>
+        </w:rPr>
+        <w:t xml:space="preserve">by Subdeacons, and the Fans by either subdeacons or altar servers.</w:t>
+      </w:r>
+    </w:p>
+    <w:p>
+      <w:pPr>
+        <w:pStyle w:val="BodyText"/>
+      </w:pPr>
+      <w:r>
+        <w:t xml:space="preserve">The chart follows on a page of its own, at the size it should be cut</w:t>
+      </w:r>
+      <w:r>
+        <w:t xml:space="preserve"> </w:t>
+      </w:r>
+      <w:r>
+        <w:t xml:space="preserve">to. The back of that sheet is blank, so it can be taken out and cut along</w:t>
+      </w:r>
+      <w:r>
+        <w:t xml:space="preserve"> </w:t>
+      </w:r>
+      <w:r>
+        <w:t xml:space="preserve">the dashed line without losing anything else.</w:t>
+      </w:r>
+    </w:p>
+    <w:p>
+      <w:pPr>
+        <w:pStyle w:val="CaptionedFigure"/>
+      </w:pPr>
+      <w:r>
+        <w:drawing>
+          <wp:inline>
+            <wp:extent cx="5334000" cy="8770937"/>
+            <wp:effectExtent b="0" l="0" r="0" t="0"/>
+            <wp:docPr descr="Roles for concelebrating deacons" title="card" id="59" name="Picture"/>
+            <a:graphic>
+              <a:graphicData uri="http://schemas.openxmlformats.org/drawingml/2006/picture">
+                <pic:pic>
+                  <pic:nvPicPr>
+                    <pic:cNvPr descr="../art/roles_chart.png" id="60" name="Picture"/>
+                    <pic:cNvPicPr>
+                      <a:picLocks noChangeArrowheads="1" noChangeAspect="1"/>
+                    </pic:cNvPicPr>
+                  </pic:nvPicPr>
+                  <pic:blipFill>
+                    <a:blip r:embed="rId58"/>
+                    <a:stretch>
+                      <a:fillRect/>
+                    </a:stretch>
+                  </pic:blipFill>
+                  <pic:spPr bwMode="auto">
+                    <a:xfrm>
+                      <a:off x="0" y="0"/>
+                      <a:ext cx="5334000" cy="8770937"/>
+                    </a:xfrm>
+                    <a:prstGeom prst="rect">
+                      <a:avLst/>
+                    </a:prstGeom>
+                    <a:noFill/>
+                    <a:ln w="9525">
+                      <a:noFill/>
+                      <a:headEnd/>
+                      <a:tailEnd/>
+                    </a:ln>
+                  </pic:spPr>
+                </pic:pic>
+              </a:graphicData>
+            </a:graphic>
+          </wp:inline>
+        </w:drawing>
+      </w:r>
+    </w:p>
+    <w:p>
+      <w:pPr>
+        <w:pStyle w:val="ImageCaption"/>
+      </w:pPr>
+      <w:r>
+        <w:t xml:space="preserve">Roles for concelebrating deacons</w:t>
+      </w:r>
+    </w:p>
+    <w:bookmarkEnd w:id="61"/>
+    <w:bookmarkEnd w:id="62"/>
     <w:sectPr>
       <w:footnotePr>
         <w:numRestart w:val="eachSect"/>

--- a/docs/rubric.docx
+++ b/docs/rubric.docx
@@ -217,7 +217,7 @@
         <w:rPr>
           <w:rStyle w:val="VerbatimChar"/>
         </w:rPr>
-        <w:t xml:space="preserve">generated 26 Aug 2026, 16:35 · 556368e</w:t>
+        <w:t xml:space="preserve">generated 26 Aug 2026, 16:44 · d57d5eb</w:t>
       </w:r>
     </w:p>
     <w:p>
@@ -9330,7 +9330,7 @@
         <w:pStyle w:val="BodyText"/>
       </w:pPr>
       <w:r>
-        <w:t xml:space="preserve">The rubrics and vidoe above have assumed two deacons, which is the normal case</w:t>
+        <w:t xml:space="preserve">The rubrics and video above have assumed two deacons, which is the normal case</w:t>
       </w:r>
       <w:r>
         <w:t xml:space="preserve"> </w:t>
@@ -9409,7 +9409,7 @@
           <w:i/>
           <w:iCs/>
         </w:rPr>
-        <w:t xml:space="preserve">during the Cherubic Hymn, which are normally done simulatenously with the</w:t>
+        <w:t xml:space="preserve">during the Cherubic Hymn, which are normally done simultaneously with the</w:t>
       </w:r>
       <w:r>
         <w:rPr>

--- a/docs/rubric.docx
+++ b/docs/rubric.docx
@@ -217,7 +217,7 @@
         <w:rPr>
           <w:rStyle w:val="VerbatimChar"/>
         </w:rPr>
-        <w:t xml:space="preserve">generated 26 Aug 2026, 16:44 · d57d5eb</w:t>
+        <w:t xml:space="preserve">generated 26 Aug 2026, 17:48 · 6ee9933</w:t>
       </w:r>
     </w:p>
     <w:p>

--- a/docs/rubric.docx
+++ b/docs/rubric.docx
@@ -2,7 +2,7 @@
 <file path=word/document.xml><?xml version="1.0" encoding="utf-8"?>
 <w:document xmlns:w="http://schemas.openxmlformats.org/wordprocessingml/2006/main" xmlns:m="http://schemas.openxmlformats.org/officeDocument/2006/math" xmlns:r="http://schemas.openxmlformats.org/officeDocument/2006/relationships" xmlns:o="urn:schemas-microsoft-com:office:office" xmlns:v="urn:schemas-microsoft-com:vml" xmlns:w10="urn:schemas-microsoft-com:office:word" xmlns:a="http://schemas.openxmlformats.org/drawingml/2006/main" xmlns:pic="http://schemas.openxmlformats.org/drawingml/2006/picture" xmlns:wp="http://schemas.openxmlformats.org/drawingml/2006/wordprocessingDrawing">
   <w:body>
-    <w:bookmarkStart w:id="62" w:name="Xff0d1af36d128fe5e5841074e6968ba97ba9259"/>
+    <w:bookmarkStart w:id="66" w:name="Xff0d1af36d128fe5e5841074e6968ba97ba9259"/>
     <w:p>
       <w:pPr>
         <w:pStyle w:val="Heading1"/>
@@ -217,7 +217,7 @@
         <w:rPr>
           <w:rStyle w:val="VerbatimChar"/>
         </w:rPr>
-        <w:t xml:space="preserve">generated 26 Aug 2026, 17:48 · 6ee9933</w:t>
+        <w:t xml:space="preserve">generated 27 Aug 2026, 09:50 · 865b177</w:t>
       </w:r>
     </w:p>
     <w:p>
@@ -675,6 +675,12 @@
       </w:r>
       <w:r>
         <w:t xml:space="preserve">D. Serving with More or Less than Two Deacons</w:t>
+      </w:r>
+      <w:r>
+        <w:t xml:space="preserve"> </w:t>
+      </w:r>
+      <w:r>
+        <w:t xml:space="preserve">E. Pages to Cut Out and Add to the Liturgy Book</w:t>
       </w:r>
     </w:p>
     <w:p>
@@ -9568,7 +9574,204 @@
       </w:r>
     </w:p>
     <w:bookmarkEnd w:id="61"/>
-    <w:bookmarkEnd w:id="62"/>
+    <w:bookmarkStart w:id="65" w:name="Xeda5c1a04f610f08783f393c914971c996e3d7b"/>
+    <w:p>
+      <w:pPr>
+        <w:pStyle w:val="Heading2"/>
+      </w:pPr>
+      <w:r>
+        <w:t xml:space="preserve">Pages to Cut Out and Add to the Liturgy Book</w:t>
+      </w:r>
+    </w:p>
+    <w:p>
+      <w:pPr>
+        <w:pStyle w:val="FirstParagraph"/>
+      </w:pPr>
+      <w:r>
+        <w:rPr>
+          <w:i/>
+          <w:iCs/>
+        </w:rPr>
+        <w:t xml:space="preserve">Appendix E</w:t>
+      </w:r>
+    </w:p>
+    <w:p>
+      <w:pPr>
+        <w:pStyle w:val="BodyText"/>
+      </w:pPr>
+      <w:r>
+        <w:t xml:space="preserve">Where a hierarchical liturgy departs from the ordinary one, the difference</w:t>
+      </w:r>
+      <w:r>
+        <w:t xml:space="preserve"> </w:t>
+      </w:r>
+      <w:r>
+        <w:t xml:space="preserve">is easier to keep in the book than in the head. The pages below are set to</w:t>
+      </w:r>
+      <w:r>
+        <w:t xml:space="preserve"> </w:t>
+      </w:r>
+      <w:r>
+        <w:t xml:space="preserve">the size and type of the service book itself, so a printed one can take the</w:t>
+      </w:r>
+      <w:r>
+        <w:t xml:space="preserve"> </w:t>
+      </w:r>
+      <w:r>
+        <w:t xml:space="preserve">place of the handwritten note most of us end up making.</w:t>
+      </w:r>
+    </w:p>
+    <w:p>
+      <w:pPr>
+        <w:pStyle w:val="BodyText"/>
+      </w:pPr>
+      <w:r>
+        <w:t xml:space="preserve">Print at</w:t>
+      </w:r>
+      <w:r>
+        <w:t xml:space="preserve"> </w:t>
+      </w:r>
+      <w:r>
+        <w:rPr>
+          <w:b/>
+          <w:bCs/>
+        </w:rPr>
+        <w:t xml:space="preserve">100 percent</w:t>
+      </w:r>
+      <w:r>
+        <w:t xml:space="preserve"> </w:t>
+      </w:r>
+      <w:r>
+        <w:t xml:space="preserve">— not</w:t>
+      </w:r>
+      <w:r>
+        <w:t xml:space="preserve"> </w:t>
+      </w:r>
+      <w:r>
+        <w:t xml:space="preserve">“fit to page”</w:t>
+      </w:r>
+      <w:r>
+        <w:t xml:space="preserve">, which shrinks it just enough</w:t>
+      </w:r>
+      <w:r>
+        <w:t xml:space="preserve"> </w:t>
+      </w:r>
+      <w:r>
+        <w:t xml:space="preserve">to be wrong — and cut on the dashed line. Each is a single sheet printed on</w:t>
+      </w:r>
+      <w:r>
+        <w:t xml:space="preserve"> </w:t>
+      </w:r>
+      <w:r>
+        <w:t xml:space="preserve">one side: fold it down the middle, and paste the blank side over the two</w:t>
+      </w:r>
+      <w:r>
+        <w:t xml:space="preserve"> </w:t>
+      </w:r>
+      <w:r>
+        <w:t xml:space="preserve">facing pages it replaces.</w:t>
+      </w:r>
+    </w:p>
+    <w:p>
+      <w:pPr>
+        <w:pStyle w:val="BodyText"/>
+      </w:pPr>
+      <w:r>
+        <w:rPr>
+          <w:b/>
+          <w:bCs/>
+        </w:rPr>
+        <w:t xml:space="preserve">Pages 136–137, at a hierarchical liturgy</w:t>
+      </w:r>
+      <w:r>
+        <w:t xml:space="preserve"> </w:t>
+      </w:r>
+      <w:r>
+        <w:t xml:space="preserve">— the great</w:t>
+      </w:r>
+      <w:r>
+        <w:t xml:space="preserve"> </w:t>
+      </w:r>
+      <w:r>
+        <w:t xml:space="preserve">commemoration, from the offering through</w:t>
+      </w:r>
+      <w:r>
+        <w:t xml:space="preserve"> </w:t>
+      </w:r>
+      <w:r>
+        <w:rPr>
+          <w:i/>
+          <w:iCs/>
+        </w:rPr>
+        <w:t xml:space="preserve">Is Polla Eti Despota</w:t>
+      </w:r>
+      <w:r>
+        <w:t xml:space="preserve">. It is</w:t>
+      </w:r>
+      <w:r>
+        <w:t xml:space="preserve"> </w:t>
+      </w:r>
+      <w:r>
+        <w:t xml:space="preserve">overleaf, at the size it should be cut to.</w:t>
+      </w:r>
+    </w:p>
+    <w:p>
+      <w:pPr>
+        <w:pStyle w:val="CaptionedFigure"/>
+      </w:pPr>
+      <w:r>
+        <w:drawing>
+          <wp:inline>
+            <wp:extent cx="5334000" cy="4322379"/>
+            <wp:effectExtent b="0" l="0" r="0" t="0"/>
+            <wp:docPr descr="Pages 136-137 for a hierarchical liturgy" title="card 7.25x5.875" id="63" name="Picture"/>
+            <a:graphic>
+              <a:graphicData uri="http://schemas.openxmlformats.org/drawingml/2006/picture">
+                <pic:pic>
+                  <pic:nvPicPr>
+                    <pic:cNvPr descr="../art/insert_136_137.png" id="64" name="Picture"/>
+                    <pic:cNvPicPr>
+                      <a:picLocks noChangeArrowheads="1" noChangeAspect="1"/>
+                    </pic:cNvPicPr>
+                  </pic:nvPicPr>
+                  <pic:blipFill>
+                    <a:blip r:embed="rId62"/>
+                    <a:stretch>
+                      <a:fillRect/>
+                    </a:stretch>
+                  </pic:blipFill>
+                  <pic:spPr bwMode="auto">
+                    <a:xfrm>
+                      <a:off x="0" y="0"/>
+                      <a:ext cx="5334000" cy="4322379"/>
+                    </a:xfrm>
+                    <a:prstGeom prst="rect">
+                      <a:avLst/>
+                    </a:prstGeom>
+                    <a:noFill/>
+                    <a:ln w="9525">
+                      <a:noFill/>
+                      <a:headEnd/>
+                      <a:tailEnd/>
+                    </a:ln>
+                  </pic:spPr>
+                </pic:pic>
+              </a:graphicData>
+            </a:graphic>
+          </wp:inline>
+        </w:drawing>
+      </w:r>
+    </w:p>
+    <w:p>
+      <w:pPr>
+        <w:pStyle w:val="ImageCaption"/>
+      </w:pPr>
+      <w:r>
+        <w:t xml:space="preserve">Pages 136-137 for a hierarchical liturgy</w:t>
+      </w:r>
+    </w:p>
+    <w:bookmarkEnd w:id="65"/>
+    <w:bookmarkEnd w:id="66"/>
     <w:sectPr>
       <w:footnotePr>
         <w:numRestart w:val="eachSect"/>

--- a/docs/rubric.docx
+++ b/docs/rubric.docx
@@ -2,7 +2,7 @@
 <file path=word/document.xml><?xml version="1.0" encoding="utf-8"?>
 <w:document xmlns:w="http://schemas.openxmlformats.org/wordprocessingml/2006/main" xmlns:m="http://schemas.openxmlformats.org/officeDocument/2006/math" xmlns:r="http://schemas.openxmlformats.org/officeDocument/2006/relationships" xmlns:o="urn:schemas-microsoft-com:office:office" xmlns:v="urn:schemas-microsoft-com:vml" xmlns:w10="urn:schemas-microsoft-com:office:word" xmlns:a="http://schemas.openxmlformats.org/drawingml/2006/main" xmlns:pic="http://schemas.openxmlformats.org/drawingml/2006/picture" xmlns:wp="http://schemas.openxmlformats.org/drawingml/2006/wordprocessingDrawing">
   <w:body>
-    <w:bookmarkStart w:id="66" w:name="Xff0d1af36d128fe5e5841074e6968ba97ba9259"/>
+    <w:bookmarkStart w:id="69" w:name="Xff0d1af36d128fe5e5841074e6968ba97ba9259"/>
     <w:p>
       <w:pPr>
         <w:pStyle w:val="Heading1"/>
@@ -217,7 +217,7 @@
         <w:rPr>
           <w:rStyle w:val="VerbatimChar"/>
         </w:rPr>
-        <w:t xml:space="preserve">generated 27 Aug 2026, 09:50 · 865b177</w:t>
+        <w:t xml:space="preserve">generated 27 Aug 2026, 10:01 · 3372930</w:t>
       </w:r>
     </w:p>
     <w:p>
@@ -9574,7 +9574,7 @@
       </w:r>
     </w:p>
     <w:bookmarkEnd w:id="61"/>
-    <w:bookmarkStart w:id="65" w:name="Xeda5c1a04f610f08783f393c914971c996e3d7b"/>
+    <w:bookmarkStart w:id="68" w:name="Xeda5c1a04f610f08783f393c914971c996e3d7b"/>
     <w:p>
       <w:pPr>
         <w:pStyle w:val="Heading2"/>
@@ -9770,8 +9770,117 @@
         <w:t xml:space="preserve">Pages 136-137 for a hierarchical liturgy</w:t>
       </w:r>
     </w:p>
-    <w:bookmarkEnd w:id="65"/>
-    <w:bookmarkEnd w:id="66"/>
+    <w:p>
+      <w:pPr>
+        <w:pStyle w:val="BodyText"/>
+      </w:pPr>
+      <w:r>
+        <w:rPr>
+          <w:b/>
+          <w:bCs/>
+        </w:rPr>
+        <w:t xml:space="preserve">The hierarch’s greeting, for page 65.</w:t>
+      </w:r>
+      <w:r>
+        <w:t xml:space="preserve"> </w:t>
+      </w:r>
+      <w:r>
+        <w:rPr>
+          <w:i/>
+          <w:iCs/>
+        </w:rPr>
+        <w:t xml:space="preserve">Ton Despótēn</w:t>
+      </w:r>
+      <w:r>
+        <w:t xml:space="preserve"> </w:t>
+      </w:r>
+      <w:r>
+        <w:t xml:space="preserve">is answered so</w:t>
+      </w:r>
+      <w:r>
+        <w:t xml:space="preserve"> </w:t>
+      </w:r>
+      <w:r>
+        <w:t xml:space="preserve">often, and mispronounced so easily, that it is worth having in front of</w:t>
+      </w:r>
+      <w:r>
+        <w:t xml:space="preserve"> </w:t>
+      </w:r>
+      <w:r>
+        <w:t xml:space="preserve">you rather than in memory. This one is small — a label rather than a page</w:t>
+      </w:r>
+      <w:r>
+        <w:t xml:space="preserve"> </w:t>
+      </w:r>
+      <w:r>
+        <w:t xml:space="preserve">— and goes in the blank space at the foot of page 65.</w:t>
+      </w:r>
+    </w:p>
+    <w:p>
+      <w:pPr>
+        <w:pStyle w:val="BodyText"/>
+      </w:pPr>
+      <w:r>
+        <w:t xml:space="preserve">It is overleaf, at the size it should be cut to.</w:t>
+      </w:r>
+    </w:p>
+    <w:p>
+      <w:pPr>
+        <w:pStyle w:val="CaptionedFigure"/>
+      </w:pPr>
+      <w:r>
+        <w:drawing>
+          <wp:inline>
+            <wp:extent cx="5334000" cy="4103076"/>
+            <wp:effectExtent b="0" l="0" r="0" t="0"/>
+            <wp:docPr descr="The hierarch’s greeting, with its pronunciation" title="card 1.625x1.25" id="66" name="Picture"/>
+            <a:graphic>
+              <a:graphicData uri="http://schemas.openxmlformats.org/drawingml/2006/picture">
+                <pic:pic>
+                  <pic:nvPicPr>
+                    <pic:cNvPr descr="../art/label_is_polla.png" id="67" name="Picture"/>
+                    <pic:cNvPicPr>
+                      <a:picLocks noChangeArrowheads="1" noChangeAspect="1"/>
+                    </pic:cNvPicPr>
+                  </pic:nvPicPr>
+                  <pic:blipFill>
+                    <a:blip r:embed="rId65"/>
+                    <a:stretch>
+                      <a:fillRect/>
+                    </a:stretch>
+                  </pic:blipFill>
+                  <pic:spPr bwMode="auto">
+                    <a:xfrm>
+                      <a:off x="0" y="0"/>
+                      <a:ext cx="5334000" cy="4103076"/>
+                    </a:xfrm>
+                    <a:prstGeom prst="rect">
+                      <a:avLst/>
+                    </a:prstGeom>
+                    <a:noFill/>
+                    <a:ln w="9525">
+                      <a:noFill/>
+                      <a:headEnd/>
+                      <a:tailEnd/>
+                    </a:ln>
+                  </pic:spPr>
+                </pic:pic>
+              </a:graphicData>
+            </a:graphic>
+          </wp:inline>
+        </w:drawing>
+      </w:r>
+    </w:p>
+    <w:p>
+      <w:pPr>
+        <w:pStyle w:val="ImageCaption"/>
+      </w:pPr>
+      <w:r>
+        <w:t xml:space="preserve">The hierarch’s greeting, with its pronunciation</w:t>
+      </w:r>
+    </w:p>
+    <w:bookmarkEnd w:id="68"/>
+    <w:bookmarkEnd w:id="69"/>
     <w:sectPr>
       <w:footnotePr>
         <w:numRestart w:val="eachSect"/>

--- a/docs/rubric.docx
+++ b/docs/rubric.docx
@@ -217,7 +217,7 @@
         <w:rPr>
           <w:rStyle w:val="VerbatimChar"/>
         </w:rPr>
-        <w:t xml:space="preserve">generated 27 Aug 2026, 10:01 · 3372930</w:t>
+        <w:t xml:space="preserve">generated 27 Aug 2026, 10:17 · 55103c8</w:t>
       </w:r>
     </w:p>
     <w:p>
@@ -9807,7 +9807,7 @@
         <w:t xml:space="preserve"> </w:t>
       </w:r>
       <w:r>
-        <w:t xml:space="preserve">you rather than in memory. This one is small — a label rather than a page</w:t>
+        <w:t xml:space="preserve">you rather than in memory. This one is a strip rather than a page</w:t>
       </w:r>
       <w:r>
         <w:t xml:space="preserve"> </w:t>
@@ -9831,9 +9831,9 @@
       <w:r>
         <w:drawing>
           <wp:inline>
-            <wp:extent cx="5334000" cy="4103076"/>
+            <wp:extent cx="5334000" cy="1839310"/>
             <wp:effectExtent b="0" l="0" r="0" t="0"/>
-            <wp:docPr descr="The hierarch’s greeting, with its pronunciation" title="card 1.625x1.25" id="66" name="Picture"/>
+            <wp:docPr descr="The hierarch’s greeting, with its pronunciation" title="card 3.625x1.25" id="66" name="Picture"/>
             <a:graphic>
               <a:graphicData uri="http://schemas.openxmlformats.org/drawingml/2006/picture">
                 <pic:pic>
@@ -9852,7 +9852,7 @@
                   <pic:spPr bwMode="auto">
                     <a:xfrm>
                       <a:off x="0" y="0"/>
-                      <a:ext cx="5334000" cy="4103076"/>
+                      <a:ext cx="5334000" cy="1839310"/>
                     </a:xfrm>
                     <a:prstGeom prst="rect">
                       <a:avLst/>

--- a/docs/rubric.docx
+++ b/docs/rubric.docx
@@ -217,7 +217,7 @@
         <w:rPr>
           <w:rStyle w:val="VerbatimChar"/>
         </w:rPr>
-        <w:t xml:space="preserve">generated 27 Aug 2026, 10:17 · 55103c8</w:t>
+        <w:t xml:space="preserve">generated 28 Aug 2026, 10:38 · a4a0036</w:t>
       </w:r>
     </w:p>
     <w:p>

--- a/docs/rubric.docx
+++ b/docs/rubric.docx
@@ -2,7 +2,7 @@
 <file path=word/document.xml><?xml version="1.0" encoding="utf-8"?>
 <w:document xmlns:w="http://schemas.openxmlformats.org/wordprocessingml/2006/main" xmlns:m="http://schemas.openxmlformats.org/officeDocument/2006/math" xmlns:r="http://schemas.openxmlformats.org/officeDocument/2006/relationships" xmlns:o="urn:schemas-microsoft-com:office:office" xmlns:v="urn:schemas-microsoft-com:vml" xmlns:w10="urn:schemas-microsoft-com:office:word" xmlns:a="http://schemas.openxmlformats.org/drawingml/2006/main" xmlns:pic="http://schemas.openxmlformats.org/drawingml/2006/picture" xmlns:wp="http://schemas.openxmlformats.org/drawingml/2006/wordprocessingDrawing">
   <w:body>
-    <w:bookmarkStart w:id="69" w:name="Xff0d1af36d128fe5e5841074e6968ba97ba9259"/>
+    <w:bookmarkStart w:id="72" w:name="Xff0d1af36d128fe5e5841074e6968ba97ba9259"/>
     <w:p>
       <w:pPr>
         <w:pStyle w:val="Heading1"/>
@@ -217,7 +217,7 @@
         <w:rPr>
           <w:rStyle w:val="VerbatimChar"/>
         </w:rPr>
-        <w:t xml:space="preserve">generated 28 Aug 2026, 10:38 · a4a0036</w:t>
+        <w:t xml:space="preserve">generated 28 Aug 2026, 15:17 · df18ac2</w:t>
       </w:r>
     </w:p>
     <w:p>
@@ -9574,7 +9574,7 @@
       </w:r>
     </w:p>
     <w:bookmarkEnd w:id="61"/>
-    <w:bookmarkStart w:id="68" w:name="Xeda5c1a04f610f08783f393c914971c996e3d7b"/>
+    <w:bookmarkStart w:id="71" w:name="Xeda5c1a04f610f08783f393c914971c996e3d7b"/>
     <w:p>
       <w:pPr>
         <w:pStyle w:val="Heading2"/>
@@ -9657,62 +9657,51 @@
         <w:t xml:space="preserve"> </w:t>
       </w:r>
       <w:r>
-        <w:t xml:space="preserve">to be wrong — and cut on the dashed line. Each is a single sheet printed on</w:t>
-      </w:r>
-      <w:r>
-        <w:t xml:space="preserve"> </w:t>
-      </w:r>
-      <w:r>
-        <w:t xml:space="preserve">one side: fold it down the middle, and paste the blank side over the two</w:t>
-      </w:r>
-      <w:r>
-        <w:t xml:space="preserve"> </w:t>
-      </w:r>
-      <w:r>
-        <w:t xml:space="preserve">facing pages it replaces.</w:t>
-      </w:r>
-    </w:p>
-    <w:p>
-      <w:pPr>
-        <w:pStyle w:val="BodyText"/>
-      </w:pPr>
-      <w:r>
-        <w:rPr>
-          <w:b/>
-          <w:bCs/>
-        </w:rPr>
-        <w:t xml:space="preserve">Pages 136–137, at a hierarchical liturgy</w:t>
-      </w:r>
-      <w:r>
-        <w:t xml:space="preserve"> </w:t>
-      </w:r>
-      <w:r>
-        <w:t xml:space="preserve">— the great</w:t>
-      </w:r>
-      <w:r>
-        <w:t xml:space="preserve"> </w:t>
-      </w:r>
-      <w:r>
-        <w:t xml:space="preserve">commemoration, from the offering through</w:t>
-      </w:r>
-      <w:r>
-        <w:t xml:space="preserve"> </w:t>
-      </w:r>
-      <w:r>
-        <w:rPr>
-          <w:i/>
-          <w:iCs/>
-        </w:rPr>
-        <w:t xml:space="preserve">Is Polla Eti Despota</w:t>
-      </w:r>
-      <w:r>
-        <w:t xml:space="preserve">. It is</w:t>
-      </w:r>
-      <w:r>
-        <w:t xml:space="preserve"> </w:t>
-      </w:r>
-      <w:r>
-        <w:t xml:space="preserve">overleaf, at the size it should be cut to.</w:t>
+        <w:t xml:space="preserve">to be wrong — and cut on the dashed line. Each is printed on one side only:</w:t>
+      </w:r>
+      <w:r>
+        <w:t xml:space="preserve"> </w:t>
+      </w:r>
+      <w:r>
+        <w:t xml:space="preserve">paste the blank side over the page it replaces, and where a piece spans two</w:t>
+      </w:r>
+      <w:r>
+        <w:t xml:space="preserve"> </w:t>
+      </w:r>
+      <w:r>
+        <w:t xml:space="preserve">facing pages, fold it down the middle into the gutter first.</w:t>
+      </w:r>
+    </w:p>
+    <w:p>
+      <w:pPr>
+        <w:pStyle w:val="BodyText"/>
+      </w:pPr>
+      <w:r>
+        <w:rPr>
+          <w:b/>
+          <w:bCs/>
+        </w:rPr>
+        <w:t xml:space="preserve">Page 56 — the completion of the vesting.</w:t>
+      </w:r>
+      <w:r>
+        <w:t xml:space="preserve"> </w:t>
+      </w:r>
+      <w:r>
+        <w:t xml:space="preserve">This page adds rubrics for the</w:t>
+      </w:r>
+      <w:r>
+        <w:t xml:space="preserve"> </w:t>
+      </w:r>
+      <w:r>
+        <w:t xml:space="preserve">completion of the vesting of the Bishop; it is pasted over page 56.</w:t>
+      </w:r>
+    </w:p>
+    <w:p>
+      <w:pPr>
+        <w:pStyle w:val="BodyText"/>
+      </w:pPr>
+      <w:r>
+        <w:t xml:space="preserve">It is overleaf, at the size it should be cut to.</w:t>
       </w:r>
     </w:p>
     <w:p>
@@ -9722,14 +9711,14 @@
       <w:r>
         <w:drawing>
           <wp:inline>
-            <wp:extent cx="5334000" cy="4322379"/>
+            <wp:extent cx="5334000" cy="8644758"/>
             <wp:effectExtent b="0" l="0" r="0" t="0"/>
-            <wp:docPr descr="Pages 136-137 for a hierarchical liturgy" title="card 7.25x5.875" id="63" name="Picture"/>
+            <wp:docPr descr="Page 56, the completion of the vesting" title="card 3.625x5.875" id="63" name="Picture"/>
             <a:graphic>
               <a:graphicData uri="http://schemas.openxmlformats.org/drawingml/2006/picture">
                 <pic:pic>
                   <pic:nvPicPr>
-                    <pic:cNvPr descr="../art/insert_136_137.png" id="64" name="Picture"/>
+                    <pic:cNvPr descr="../art/page_56.png" id="64" name="Picture"/>
                     <pic:cNvPicPr>
                       <a:picLocks noChangeArrowheads="1" noChangeAspect="1"/>
                     </pic:cNvPicPr>
@@ -9743,7 +9732,7 @@
                   <pic:spPr bwMode="auto">
                     <a:xfrm>
                       <a:off x="0" y="0"/>
-                      <a:ext cx="5334000" cy="4322379"/>
+                      <a:ext cx="5334000" cy="8644758"/>
                     </a:xfrm>
                     <a:prstGeom prst="rect">
                       <a:avLst/>
@@ -9767,7 +9756,7 @@
         <w:pStyle w:val="ImageCaption"/>
       </w:pPr>
       <w:r>
-        <w:t xml:space="preserve">Pages 136-137 for a hierarchical liturgy</w:t>
+        <w:t xml:space="preserve">Page 56, the completion of the vesting</w:t>
       </w:r>
     </w:p>
     <w:p>
@@ -9807,13 +9796,13 @@
         <w:t xml:space="preserve"> </w:t>
       </w:r>
       <w:r>
-        <w:t xml:space="preserve">you rather than in memory. This one is a strip rather than a page</w:t>
-      </w:r>
-      <w:r>
-        <w:t xml:space="preserve"> </w:t>
-      </w:r>
-      <w:r>
-        <w:t xml:space="preserve">— and goes in the blank space at the foot of page 65.</w:t>
+        <w:t xml:space="preserve">you rather than in memory. This one is a strip rather than a page, and goes</w:t>
+      </w:r>
+      <w:r>
+        <w:t xml:space="preserve"> </w:t>
+      </w:r>
+      <w:r>
+        <w:t xml:space="preserve">in the blank space at the foot of page 65.</w:t>
       </w:r>
     </w:p>
     <w:p>
@@ -9879,8 +9868,108 @@
         <w:t xml:space="preserve">The hierarch’s greeting, with its pronunciation</w:t>
       </w:r>
     </w:p>
-    <w:bookmarkEnd w:id="68"/>
-    <w:bookmarkEnd w:id="69"/>
+    <w:p>
+      <w:pPr>
+        <w:pStyle w:val="BodyText"/>
+      </w:pPr>
+      <w:r>
+        <w:rPr>
+          <w:b/>
+          <w:bCs/>
+        </w:rPr>
+        <w:t xml:space="preserve">Pages 136–137 — the great commemoration.</w:t>
+      </w:r>
+      <w:r>
+        <w:t xml:space="preserve"> </w:t>
+      </w:r>
+      <w:r>
+        <w:t xml:space="preserve">From the offering through</w:t>
+      </w:r>
+      <w:r>
+        <w:t xml:space="preserve"> </w:t>
+      </w:r>
+      <w:r>
+        <w:rPr>
+          <w:i/>
+          <w:iCs/>
+        </w:rPr>
+        <w:t xml:space="preserve">Is Polla Eti Despota</w:t>
+      </w:r>
+      <w:r>
+        <w:t xml:space="preserve">. This one spans the open book, so it folds into the</w:t>
+      </w:r>
+      <w:r>
+        <w:t xml:space="preserve"> </w:t>
+      </w:r>
+      <w:r>
+        <w:t xml:space="preserve">gutter and is pasted over both facing pages.</w:t>
+      </w:r>
+    </w:p>
+    <w:p>
+      <w:pPr>
+        <w:pStyle w:val="BodyText"/>
+      </w:pPr>
+      <w:r>
+        <w:t xml:space="preserve">It is overleaf, at the size it should be cut to.</w:t>
+      </w:r>
+    </w:p>
+    <w:p>
+      <w:pPr>
+        <w:pStyle w:val="CaptionedFigure"/>
+      </w:pPr>
+      <w:r>
+        <w:drawing>
+          <wp:inline>
+            <wp:extent cx="5334000" cy="4322379"/>
+            <wp:effectExtent b="0" l="0" r="0" t="0"/>
+            <wp:docPr descr="Pages 136-137 for a hierarchical liturgy" title="card 7.25x5.875" id="69" name="Picture"/>
+            <a:graphic>
+              <a:graphicData uri="http://schemas.openxmlformats.org/drawingml/2006/picture">
+                <pic:pic>
+                  <pic:nvPicPr>
+                    <pic:cNvPr descr="../art/insert_136_137.png" id="70" name="Picture"/>
+                    <pic:cNvPicPr>
+                      <a:picLocks noChangeArrowheads="1" noChangeAspect="1"/>
+                    </pic:cNvPicPr>
+                  </pic:nvPicPr>
+                  <pic:blipFill>
+                    <a:blip r:embed="rId68"/>
+                    <a:stretch>
+                      <a:fillRect/>
+                    </a:stretch>
+                  </pic:blipFill>
+                  <pic:spPr bwMode="auto">
+                    <a:xfrm>
+                      <a:off x="0" y="0"/>
+                      <a:ext cx="5334000" cy="4322379"/>
+                    </a:xfrm>
+                    <a:prstGeom prst="rect">
+                      <a:avLst/>
+                    </a:prstGeom>
+                    <a:noFill/>
+                    <a:ln w="9525">
+                      <a:noFill/>
+                      <a:headEnd/>
+                      <a:tailEnd/>
+                    </a:ln>
+                  </pic:spPr>
+                </pic:pic>
+              </a:graphicData>
+            </a:graphic>
+          </wp:inline>
+        </w:drawing>
+      </w:r>
+    </w:p>
+    <w:p>
+      <w:pPr>
+        <w:pStyle w:val="ImageCaption"/>
+      </w:pPr>
+      <w:r>
+        <w:t xml:space="preserve">Pages 136-137 for a hierarchical liturgy</w:t>
+      </w:r>
+    </w:p>
+    <w:bookmarkEnd w:id="71"/>
+    <w:bookmarkEnd w:id="72"/>
     <w:sectPr>
       <w:footnotePr>
         <w:numRestart w:val="eachSect"/>

--- a/docs/rubric.docx
+++ b/docs/rubric.docx
@@ -217,7 +217,7 @@
         <w:rPr>
           <w:rStyle w:val="VerbatimChar"/>
         </w:rPr>
-        <w:t xml:space="preserve">generated 28 Aug 2026, 15:17 · df18ac2</w:t>
+        <w:t xml:space="preserve">generated 28 Aug 2026, 23:38 · b834ee6</w:t>
       </w:r>
     </w:p>
     <w:p>
@@ -9525,7 +9525,7 @@
       <w:r>
         <w:drawing>
           <wp:inline>
-            <wp:extent cx="5334000" cy="8770937"/>
+            <wp:extent cx="5334000" cy="8540750"/>
             <wp:effectExtent b="0" l="0" r="0" t="0"/>
             <wp:docPr descr="Roles for concelebrating deacons" title="card" id="59" name="Picture"/>
             <a:graphic>
@@ -9546,7 +9546,7 @@
                   <pic:spPr bwMode="auto">
                     <a:xfrm>
                       <a:off x="0" y="0"/>
-                      <a:ext cx="5334000" cy="8770937"/>
+                      <a:ext cx="5334000" cy="8540750"/>
                     </a:xfrm>
                     <a:prstGeom prst="rect">
                       <a:avLst/>
@@ -9768,7 +9768,25 @@
           <w:b/>
           <w:bCs/>
         </w:rPr>
-        <w:t xml:space="preserve">The hierarch’s greeting, for page 65.</w:t>
+        <w:t xml:space="preserve">Pages 64–65 — the entrance prayers.</w:t>
+      </w:r>
+      <w:r>
+        <w:t xml:space="preserve"> </w:t>
+      </w:r>
+      <w:r>
+        <w:t xml:space="preserve">The ordinary entrance prayers, with</w:t>
+      </w:r>
+      <w:r>
+        <w:t xml:space="preserve"> </w:t>
+      </w:r>
+      <w:r>
+        <w:t xml:space="preserve">the hierarchical addition set where it belongs: after the priest’s prayer</w:t>
+      </w:r>
+      <w:r>
+        <w:t xml:space="preserve"> </w:t>
+      </w:r>
+      <w:r>
+        <w:t xml:space="preserve">the deacon and choir intone</w:t>
       </w:r>
       <w:r>
         <w:t xml:space="preserve"> </w:t>
@@ -9781,28 +9799,19 @@
         <w:t xml:space="preserve">Ton Despótēn</w:t>
       </w:r>
       <w:r>
-        <w:t xml:space="preserve"> </w:t>
-      </w:r>
-      <w:r>
-        <w:t xml:space="preserve">is answered so</w:t>
-      </w:r>
-      <w:r>
-        <w:t xml:space="preserve"> </w:t>
-      </w:r>
-      <w:r>
-        <w:t xml:space="preserve">often, and mispronounced so easily, that it is worth having in front of</w:t>
-      </w:r>
-      <w:r>
-        <w:t xml:space="preserve"> </w:t>
-      </w:r>
-      <w:r>
-        <w:t xml:space="preserve">you rather than in memory. This one is a strip rather than a page, and goes</w:t>
-      </w:r>
-      <w:r>
-        <w:t xml:space="preserve"> </w:t>
-      </w:r>
-      <w:r>
-        <w:t xml:space="preserve">in the blank space at the foot of page 65.</w:t>
+        <w:t xml:space="preserve">, which is answered often and</w:t>
+      </w:r>
+      <w:r>
+        <w:t xml:space="preserve"> </w:t>
+      </w:r>
+      <w:r>
+        <w:t xml:space="preserve">mispronounced easily, so it is given here with its pronunciation. The</w:t>
+      </w:r>
+      <w:r>
+        <w:t xml:space="preserve"> </w:t>
+      </w:r>
+      <w:r>
+        <w:t xml:space="preserve">ordinary rite then resumes on page 65, undisturbed.</w:t>
       </w:r>
     </w:p>
     <w:p>
@@ -9820,14 +9829,14 @@
       <w:r>
         <w:drawing>
           <wp:inline>
-            <wp:extent cx="5334000" cy="1839310"/>
+            <wp:extent cx="5334000" cy="4322379"/>
             <wp:effectExtent b="0" l="0" r="0" t="0"/>
-            <wp:docPr descr="The hierarch’s greeting, with its pronunciation" title="card 3.625x1.25" id="66" name="Picture"/>
+            <wp:docPr descr="Pages 64-65, the entrance prayers" title="card 7.25x5.875" id="66" name="Picture"/>
             <a:graphic>
               <a:graphicData uri="http://schemas.openxmlformats.org/drawingml/2006/picture">
                 <pic:pic>
                   <pic:nvPicPr>
-                    <pic:cNvPr descr="../art/label_is_polla.png" id="67" name="Picture"/>
+                    <pic:cNvPr descr="../art/insert_64_65.png" id="67" name="Picture"/>
                     <pic:cNvPicPr>
                       <a:picLocks noChangeArrowheads="1" noChangeAspect="1"/>
                     </pic:cNvPicPr>
@@ -9841,7 +9850,7 @@
                   <pic:spPr bwMode="auto">
                     <a:xfrm>
                       <a:off x="0" y="0"/>
-                      <a:ext cx="5334000" cy="1839310"/>
+                      <a:ext cx="5334000" cy="4322379"/>
                     </a:xfrm>
                     <a:prstGeom prst="rect">
                       <a:avLst/>
@@ -9865,7 +9874,7 @@
         <w:pStyle w:val="ImageCaption"/>
       </w:pPr>
       <w:r>
-        <w:t xml:space="preserve">The hierarch’s greeting, with its pronunciation</w:t>
+        <w:t xml:space="preserve">Pages 64-65, the entrance prayers</w:t>
       </w:r>
     </w:p>
     <w:p>

--- a/docs/rubric.docx
+++ b/docs/rubric.docx
@@ -217,7 +217,7 @@
         <w:rPr>
           <w:rStyle w:val="VerbatimChar"/>
         </w:rPr>
-        <w:t xml:space="preserve">generated 28 Aug 2026, 23:38 · b834ee6</w:t>
+        <w:t xml:space="preserve">generated 28 Aug 2026, 23:52 · bcba74b</w:t>
       </w:r>
     </w:p>
     <w:p>
@@ -9503,19 +9503,26 @@
         <w:pStyle w:val="BodyText"/>
       </w:pPr>
       <w:r>
-        <w:t xml:space="preserve">The chart follows on a page of its own, at the size it should be cut</w:t>
-      </w:r>
-      <w:r>
-        <w:t xml:space="preserve"> </w:t>
-      </w:r>
-      <w:r>
-        <w:t xml:space="preserve">to. The back of that sheet is blank, so it can be taken out and cut along</w:t>
-      </w:r>
-      <w:r>
-        <w:t xml:space="preserve"> </w:t>
-      </w:r>
-      <w:r>
-        <w:t xml:space="preserve">the dashed line without losing anything else.</w:t>
+        <w:t xml:space="preserve">A version sized to be cut out and kept in a service book is at the</w:t>
+      </w:r>
+      <w:r>
+        <w:t xml:space="preserve"> </w:t>
+      </w:r>
+      <w:r>
+        <w:t xml:space="preserve">end of this document, under</w:t>
+      </w:r>
+      <w:r>
+        <w:t xml:space="preserve"> </w:t>
+      </w:r>
+      <w:r>
+        <w:rPr>
+          <w:b/>
+          <w:bCs/>
+        </w:rPr>
+        <w:t xml:space="preserve">Pages to Cut Out</w:t>
+      </w:r>
+      <w:r>
+        <w:t xml:space="preserve">.</w:t>
       </w:r>
     </w:p>
     <w:p>
@@ -9626,50 +9633,46 @@
         <w:pStyle w:val="BodyText"/>
       </w:pPr>
       <w:r>
-        <w:t xml:space="preserve">Print at</w:t>
-      </w:r>
-      <w:r>
-        <w:t xml:space="preserve"> </w:t>
-      </w:r>
-      <w:r>
-        <w:rPr>
-          <w:b/>
-          <w:bCs/>
-        </w:rPr>
-        <w:t xml:space="preserve">100 percent</w:t>
-      </w:r>
-      <w:r>
-        <w:t xml:space="preserve"> </w:t>
-      </w:r>
-      <w:r>
-        <w:t xml:space="preserve">— not</w:t>
-      </w:r>
-      <w:r>
-        <w:t xml:space="preserve"> </w:t>
-      </w:r>
-      <w:r>
-        <w:t xml:space="preserve">“fit to page”</w:t>
-      </w:r>
-      <w:r>
-        <w:t xml:space="preserve">, which shrinks it just enough</w:t>
-      </w:r>
-      <w:r>
-        <w:t xml:space="preserve"> </w:t>
-      </w:r>
-      <w:r>
-        <w:t xml:space="preserve">to be wrong — and cut on the dashed line. Each is printed on one side only:</w:t>
-      </w:r>
-      <w:r>
-        <w:t xml:space="preserve"> </w:t>
-      </w:r>
-      <w:r>
-        <w:t xml:space="preserve">paste the blank side over the page it replaces, and where a piece spans two</w:t>
-      </w:r>
-      <w:r>
-        <w:t xml:space="preserve"> </w:t>
-      </w:r>
-      <w:r>
-        <w:t xml:space="preserve">facing pages, fold it down the middle into the gutter first.</w:t>
+        <w:t xml:space="preserve">Each is printed on one side only: paste the blank side over the page it</w:t>
+      </w:r>
+      <w:r>
+        <w:t xml:space="preserve"> </w:t>
+      </w:r>
+      <w:r>
+        <w:t xml:space="preserve">replaces, and where a piece spans two facing pages, fold it down the middle</w:t>
+      </w:r>
+      <w:r>
+        <w:t xml:space="preserve"> </w:t>
+      </w:r>
+      <w:r>
+        <w:t xml:space="preserve">into the gutter first.</w:t>
+      </w:r>
+    </w:p>
+    <w:p>
+      <w:pPr>
+        <w:pStyle w:val="BodyText"/>
+      </w:pPr>
+      <w:r>
+        <w:t xml:space="preserve">The sheets themselves are gathered at the end of this document,</w:t>
+      </w:r>
+      <w:r>
+        <w:t xml:space="preserve"> </w:t>
+      </w:r>
+      <w:r>
+        <w:t xml:space="preserve">under</w:t>
+      </w:r>
+      <w:r>
+        <w:t xml:space="preserve"> </w:t>
+      </w:r>
+      <w:r>
+        <w:rPr>
+          <w:b/>
+          <w:bCs/>
+        </w:rPr>
+        <w:t xml:space="preserve">Pages to Cut Out</w:t>
+      </w:r>
+      <w:r>
+        <w:t xml:space="preserve">, each at the size it should be cut to.</w:t>
       </w:r>
     </w:p>
     <w:p>
@@ -9694,14 +9697,6 @@
       </w:r>
       <w:r>
         <w:t xml:space="preserve">completion of the vesting of the Bishop; it is pasted over page 56.</w:t>
-      </w:r>
-    </w:p>
-    <w:p>
-      <w:pPr>
-        <w:pStyle w:val="BodyText"/>
-      </w:pPr>
-      <w:r>
-        <w:t xml:space="preserve">It is overleaf, at the size it should be cut to.</w:t>
       </w:r>
     </w:p>
     <w:p>
@@ -9816,14 +9811,6 @@
     </w:p>
     <w:p>
       <w:pPr>
-        <w:pStyle w:val="BodyText"/>
-      </w:pPr>
-      <w:r>
-        <w:t xml:space="preserve">It is overleaf, at the size it should be cut to.</w:t>
-      </w:r>
-    </w:p>
-    <w:p>
-      <w:pPr>
         <w:pStyle w:val="CaptionedFigure"/>
       </w:pPr>
       <w:r>
@@ -9912,14 +9899,6 @@
       </w:r>
       <w:r>
         <w:t xml:space="preserve">gutter and is pasted over both facing pages.</w:t>
-      </w:r>
-    </w:p>
-    <w:p>
-      <w:pPr>
-        <w:pStyle w:val="BodyText"/>
-      </w:pPr>
-      <w:r>
-        <w:t xml:space="preserve">It is overleaf, at the size it should be cut to.</w:t>
       </w:r>
     </w:p>
     <w:p>
